--- a/docs/GS_Estandares_ParkFlow360.docx
+++ b/docs/GS_Estandares_ParkFlow360.docx
@@ -42,25 +42,23 @@
         <w:jc w:val="center"/>
       </w:pPr>
       <w:r>
-        <w:t xml:space="preserve">Universidad Santo </w:t>
-      </w:r>
-      <w:proofErr w:type="spellStart"/>
-      <w:proofErr w:type="gramStart"/>
-      <w:r>
-        <w:t>Tom?s</w:t>
-      </w:r>
-      <w:proofErr w:type="spellEnd"/>
-      <w:proofErr w:type="gramEnd"/>
-      <w:r>
-        <w:t xml:space="preserve">, Facultad de </w:t>
-      </w:r>
-      <w:proofErr w:type="spellStart"/>
-      <w:proofErr w:type="gramStart"/>
-      <w:r>
-        <w:t>Ingenier?a</w:t>
-      </w:r>
-      <w:proofErr w:type="spellEnd"/>
-      <w:proofErr w:type="gramEnd"/>
+        <w:t>Universidad Santo Tom</w:t>
+      </w:r>
+      <w:r>
+        <w:t>a</w:t>
+      </w:r>
+      <w:r>
+        <w:t xml:space="preserve">s, Facultad de </w:t>
+      </w:r>
+      <w:r>
+        <w:t>Ingenier</w:t>
+      </w:r>
+      <w:r>
+        <w:t>í</w:t>
+      </w:r>
+      <w:r>
+        <w:t>a</w:t>
+      </w:r>
       <w:r>
         <w:t xml:space="preserve"> de Sistemas</w:t>
       </w:r>
@@ -80,35 +78,29 @@
         <w:jc w:val="center"/>
       </w:pPr>
       <w:r>
-        <w:t>Docente: [COMPLETAR: nombre del docente]</w:t>
+        <w:t>Fecha base del proyecto: 6 de octubre de 2026</w:t>
       </w:r>
     </w:p>
     <w:p>
-      <w:pPr>
-        <w:ind w:firstLine="0"/>
-        <w:jc w:val="center"/>
-      </w:pPr>
-      <w:r>
-        <w:t>Fecha base del proyecto: 6 de octubre de 2026</w:t>
+      <w:r>
+        <w:br w:type="page"/>
       </w:r>
     </w:p>
     <w:p>
-      <w:r>
-        <w:br w:type="page"/>
+      <w:pPr>
+        <w:pStyle w:val="Ttulo1"/>
+        <w:ind w:firstLine="0"/>
+        <w:jc w:val="both"/>
+      </w:pPr>
+      <w:r>
+        <w:lastRenderedPageBreak/>
+        <w:t>ESTANDARES.md — ParkFlow360</w:t>
       </w:r>
     </w:p>
     <w:p>
       <w:pPr>
-        <w:pStyle w:val="Ttulo1"/>
-        <w:ind w:firstLine="0"/>
-        <w:jc w:val="center"/>
-      </w:pPr>
-      <w:r>
-        <w:lastRenderedPageBreak/>
-        <w:t>ESTANDARES.md — ParkFlow360</w:t>
-      </w:r>
-    </w:p>
-    <w:p>
+        <w:jc w:val="both"/>
+      </w:pPr>
       <w:r>
         <w:rPr>
           <w:b/>
@@ -120,6 +112,9 @@
       </w:r>
     </w:p>
     <w:p>
+      <w:pPr>
+        <w:jc w:val="both"/>
+      </w:pPr>
       <w:r>
         <w:rPr>
           <w:b/>
@@ -131,6 +126,9 @@
       </w:r>
     </w:p>
     <w:p>
+      <w:pPr>
+        <w:jc w:val="both"/>
+      </w:pPr>
       <w:r>
         <w:rPr>
           <w:b/>
@@ -144,6 +142,7 @@
     <w:p>
       <w:pPr>
         <w:ind w:left="720" w:firstLine="0"/>
+        <w:jc w:val="both"/>
       </w:pPr>
       <w:r>
         <w:t>Borrador pendiente de verificar contra los archivos actuales del repositorio. La información de contexto indica que aún no hay pruebas automatizadas ni CI.</w:t>
@@ -153,6 +152,7 @@
       <w:pPr>
         <w:pStyle w:val="Ttulo2"/>
         <w:ind w:firstLine="0"/>
+        <w:jc w:val="both"/>
       </w:pPr>
       <w:r>
         <w:t>1. Guía de estilo y nombres</w:t>
@@ -161,6 +161,7 @@
     <w:p>
       <w:pPr>
         <w:pStyle w:val="Listaconvietas"/>
+        <w:jc w:val="both"/>
       </w:pPr>
       <w:r>
         <w:rPr>
@@ -169,28 +170,13 @@
         <w:t>Java:</w:t>
       </w:r>
       <w:r>
-        <w:t xml:space="preserve"> Google Java Style Guide. Clases </w:t>
-      </w:r>
-      <w:proofErr w:type="spellStart"/>
-      <w:r>
-        <w:t>PascalCase</w:t>
-      </w:r>
-      <w:proofErr w:type="spellEnd"/>
-      <w:r>
-        <w:t xml:space="preserve">; métodos y variables </w:t>
-      </w:r>
-      <w:proofErr w:type="spellStart"/>
-      <w:r>
-        <w:t>camelCase</w:t>
-      </w:r>
-      <w:proofErr w:type="spellEnd"/>
-      <w:r>
-        <w:t>; constantes UPPER_SNAKE_CASE.</w:t>
+        <w:t xml:space="preserve"> Google Java Style Guide. Clases PascalCase; métodos y variables camelCase; constantes UPPER_SNAKE_CASE.</w:t>
       </w:r>
     </w:p>
     <w:p>
       <w:pPr>
         <w:pStyle w:val="Listaconvietas"/>
+        <w:jc w:val="both"/>
       </w:pPr>
       <w:r>
         <w:rPr>
@@ -199,20 +185,13 @@
         <w:t>TypeScript/Angular:</w:t>
       </w:r>
       <w:r>
-        <w:t xml:space="preserve"> Angular Style Guide. Componentes y archivos en kebab-case; clases </w:t>
-      </w:r>
-      <w:proofErr w:type="spellStart"/>
-      <w:r>
-        <w:t>PascalCase</w:t>
-      </w:r>
-      <w:proofErr w:type="spellEnd"/>
-      <w:r>
-        <w:t>.</w:t>
+        <w:t xml:space="preserve"> Angular Style Guide. Componentes y archivos en kebab-case; clases PascalCase.</w:t>
       </w:r>
     </w:p>
     <w:p>
       <w:pPr>
         <w:pStyle w:val="Listaconvietas"/>
+        <w:jc w:val="both"/>
       </w:pPr>
       <w:r>
         <w:rPr>
@@ -221,15 +200,7 @@
         <w:t>SQL:</w:t>
       </w:r>
       <w:r>
-        <w:t xml:space="preserve"> tablas y columnas </w:t>
-      </w:r>
-      <w:proofErr w:type="spellStart"/>
-      <w:r>
-        <w:t>snake_case</w:t>
-      </w:r>
-      <w:proofErr w:type="spellEnd"/>
-      <w:r>
-        <w:t xml:space="preserve">; PK </w:t>
+        <w:t xml:space="preserve"> tablas y columnas snake_case; PK </w:t>
       </w:r>
       <w:r>
         <w:rPr>
@@ -256,173 +227,72 @@
           <w:rFonts w:ascii="Courier New" w:hAnsi="Courier New"/>
           <w:sz w:val="20"/>
         </w:rPr>
-        <w:t>V[n]__[</w:t>
-      </w:r>
-      <w:proofErr w:type="spellStart"/>
+        <w:t>V[n]__[descripcion].sql</w:t>
+      </w:r>
+      <w:r>
+        <w:t>.</w:t>
+      </w:r>
+    </w:p>
+    <w:p>
+      <w:pPr>
+        <w:pStyle w:val="Listaconvietas"/>
+        <w:jc w:val="both"/>
+      </w:pPr>
+      <w:r>
+        <w:rPr>
+          <w:b/>
+        </w:rPr>
+        <w:t>Idioma:</w:t>
+      </w:r>
+      <w:r>
+        <w:t xml:space="preserve"> identificadores de código en inglés; documentación y textos de interfaz en español, salvo términos técnicos establecidos.</w:t>
+      </w:r>
+    </w:p>
+    <w:p>
+      <w:pPr>
+        <w:pStyle w:val="Listaconvietas"/>
+        <w:jc w:val="both"/>
+      </w:pPr>
+      <w:r>
+        <w:rPr>
+          <w:b/>
+        </w:rPr>
+        <w:t>Formato existente declarado:</w:t>
+      </w:r>
+      <w:r>
+        <w:t xml:space="preserve"> Prettier para frontend y Spotless (o Checkstyle) para backend no están confirmados en la configuración compartida. Antes de exigirlos, agregar configuración reproducible y documentar comandos: </w:t>
+      </w:r>
       <w:r>
         <w:rPr>
           <w:rFonts w:ascii="Courier New" w:hAnsi="Courier New"/>
           <w:sz w:val="20"/>
         </w:rPr>
-        <w:t>descripcion</w:t>
-      </w:r>
-      <w:proofErr w:type="spellEnd"/>
+        <w:t>[COMPLETAR: configuración de Prettier y Spotless/Checkstyle]</w:t>
+      </w:r>
+      <w:r>
+        <w:t>. Hasta entonces no se marcarán como controles ya existentes.</w:t>
+      </w:r>
+    </w:p>
+    <w:p>
+      <w:pPr>
+        <w:pStyle w:val="Listaconvietas"/>
+        <w:jc w:val="both"/>
+      </w:pPr>
+      <w:r>
+        <w:rPr>
+          <w:b/>
+        </w:rPr>
+        <w:t>Comandos de formato una vez configurados:</w:t>
+      </w:r>
+      <w:r>
+        <w:t xml:space="preserve"> frontend </w:t>
+      </w:r>
       <w:r>
         <w:rPr>
           <w:rFonts w:ascii="Courier New" w:hAnsi="Courier New"/>
           <w:sz w:val="20"/>
         </w:rPr>
-        <w:t>].sql</w:t>
-      </w:r>
-      <w:r>
-        <w:t>.</w:t>
-      </w:r>
-    </w:p>
-    <w:p>
-      <w:pPr>
-        <w:pStyle w:val="Listaconvietas"/>
-      </w:pPr>
-      <w:r>
-        <w:rPr>
-          <w:b/>
-        </w:rPr>
-        <w:t>Idioma:</w:t>
-      </w:r>
-      <w:r>
-        <w:t xml:space="preserve"> identificadores de código en inglés; documentación y textos de interfaz en español, salvo términos técnicos establecidos.</w:t>
-      </w:r>
-    </w:p>
-    <w:p>
-      <w:pPr>
-        <w:pStyle w:val="Listaconvietas"/>
-      </w:pPr>
-      <w:r>
-        <w:rPr>
-          <w:b/>
-        </w:rPr>
-        <w:t>Formato existente declarado:</w:t>
-      </w:r>
-      <w:r>
-        <w:t xml:space="preserve"> </w:t>
-      </w:r>
-      <w:proofErr w:type="spellStart"/>
-      <w:r>
-        <w:t>Prettier</w:t>
-      </w:r>
-      <w:proofErr w:type="spellEnd"/>
-      <w:r>
-        <w:t xml:space="preserve"> para frontend y </w:t>
-      </w:r>
-      <w:proofErr w:type="spellStart"/>
-      <w:r>
-        <w:t>Spotless</w:t>
-      </w:r>
-      <w:proofErr w:type="spellEnd"/>
-      <w:r>
-        <w:t xml:space="preserve"> (o </w:t>
-      </w:r>
-      <w:proofErr w:type="spellStart"/>
-      <w:r>
-        <w:t>Checkstyle</w:t>
-      </w:r>
-      <w:proofErr w:type="spellEnd"/>
-      <w:r>
-        <w:t xml:space="preserve">) para backend no están confirmados en la configuración compartida. Antes de exigirlos, agregar configuración reproducible y documentar comandos: </w:t>
-      </w:r>
-      <w:r>
-        <w:rPr>
-          <w:rFonts w:ascii="Courier New" w:hAnsi="Courier New"/>
-          <w:sz w:val="20"/>
-        </w:rPr>
-        <w:t xml:space="preserve">[COMPLETAR: configuración de </w:t>
-      </w:r>
-      <w:proofErr w:type="spellStart"/>
-      <w:r>
-        <w:rPr>
-          <w:rFonts w:ascii="Courier New" w:hAnsi="Courier New"/>
-          <w:sz w:val="20"/>
-        </w:rPr>
-        <w:t>Prettier</w:t>
-      </w:r>
-      <w:proofErr w:type="spellEnd"/>
-      <w:r>
-        <w:rPr>
-          <w:rFonts w:ascii="Courier New" w:hAnsi="Courier New"/>
-          <w:sz w:val="20"/>
-        </w:rPr>
-        <w:t xml:space="preserve"> y </w:t>
-      </w:r>
-      <w:proofErr w:type="spellStart"/>
-      <w:r>
-        <w:rPr>
-          <w:rFonts w:ascii="Courier New" w:hAnsi="Courier New"/>
-          <w:sz w:val="20"/>
-        </w:rPr>
-        <w:t>Spotless</w:t>
-      </w:r>
-      <w:proofErr w:type="spellEnd"/>
-      <w:r>
-        <w:rPr>
-          <w:rFonts w:ascii="Courier New" w:hAnsi="Courier New"/>
-          <w:sz w:val="20"/>
-        </w:rPr>
-        <w:t>/</w:t>
-      </w:r>
-      <w:proofErr w:type="spellStart"/>
-      <w:r>
-        <w:rPr>
-          <w:rFonts w:ascii="Courier New" w:hAnsi="Courier New"/>
-          <w:sz w:val="20"/>
-        </w:rPr>
-        <w:t>Checkstyle</w:t>
-      </w:r>
-      <w:proofErr w:type="spellEnd"/>
-      <w:r>
-        <w:rPr>
-          <w:rFonts w:ascii="Courier New" w:hAnsi="Courier New"/>
-          <w:sz w:val="20"/>
-        </w:rPr>
-        <w:t>]</w:t>
-      </w:r>
-      <w:r>
-        <w:t>. Hasta entonces no se marcarán como controles ya existentes.</w:t>
-      </w:r>
-    </w:p>
-    <w:p>
-      <w:pPr>
-        <w:pStyle w:val="Listaconvietas"/>
-      </w:pPr>
-      <w:r>
-        <w:rPr>
-          <w:b/>
-        </w:rPr>
-        <w:t>Comandos de formato una vez configurados:</w:t>
-      </w:r>
-      <w:r>
-        <w:t xml:space="preserve"> frontend </w:t>
-      </w:r>
-      <w:r>
-        <w:rPr>
-          <w:rFonts w:ascii="Courier New" w:hAnsi="Courier New"/>
-          <w:sz w:val="20"/>
-        </w:rPr>
-        <w:t xml:space="preserve">[COMPLETAR: comando </w:t>
-      </w:r>
-      <w:proofErr w:type="spellStart"/>
-      <w:r>
-        <w:rPr>
-          <w:rFonts w:ascii="Courier New" w:hAnsi="Courier New"/>
-          <w:sz w:val="20"/>
-        </w:rPr>
-        <w:t>npm</w:t>
-      </w:r>
-      <w:proofErr w:type="spellEnd"/>
-      <w:r>
-        <w:rPr>
-          <w:rFonts w:ascii="Courier New" w:hAnsi="Courier New"/>
-          <w:sz w:val="20"/>
-        </w:rPr>
-        <w:t>]</w:t>
+        <w:t>[COMPLETAR: comando npm]</w:t>
       </w:r>
       <w:r>
         <w:t xml:space="preserve">; backend </w:t>
@@ -439,6 +309,9 @@
       </w:r>
     </w:p>
     <w:p>
+      <w:pPr>
+        <w:jc w:val="both"/>
+      </w:pPr>
       <w:r>
         <w:rPr>
           <w:b/>
@@ -449,12 +322,12 @@
     <w:p>
       <w:pPr>
         <w:pStyle w:val="Listaconnmeros"/>
+        <w:jc w:val="both"/>
       </w:pPr>
       <w:r>
         <w:lastRenderedPageBreak/>
         <w:t xml:space="preserve">DTO Java termina en </w:t>
       </w:r>
-      <w:proofErr w:type="spellStart"/>
       <w:r>
         <w:rPr>
           <w:rFonts w:ascii="Courier New" w:hAnsi="Courier New"/>
@@ -462,7 +335,6 @@
         </w:rPr>
         <w:t>Request</w:t>
       </w:r>
-      <w:proofErr w:type="spellEnd"/>
       <w:r>
         <w:t xml:space="preserve"> o </w:t>
       </w:r>
@@ -476,7 +348,6 @@
       <w:r>
         <w:t xml:space="preserve"> (por ejemplo, </w:t>
       </w:r>
-      <w:proofErr w:type="spellStart"/>
       <w:r>
         <w:rPr>
           <w:rFonts w:ascii="Courier New" w:hAnsi="Courier New"/>
@@ -484,7 +355,6 @@
         </w:rPr>
         <w:t>VehiculoRequest</w:t>
       </w:r>
-      <w:proofErr w:type="spellEnd"/>
       <w:r>
         <w:t>).</w:t>
       </w:r>
@@ -492,30 +362,152 @@
     <w:p>
       <w:pPr>
         <w:pStyle w:val="Listaconnmeros"/>
-      </w:pPr>
-      <w:r>
-        <w:t xml:space="preserve">Servicios Angular usan </w:t>
-      </w:r>
-      <w:proofErr w:type="gramStart"/>
-      <w:r>
-        <w:t xml:space="preserve">archivo </w:t>
+        <w:jc w:val="both"/>
+      </w:pPr>
+      <w:r>
+        <w:t xml:space="preserve">Servicios Angular usan archivo </w:t>
       </w:r>
       <w:r>
         <w:rPr>
           <w:rFonts w:ascii="Courier New" w:hAnsi="Courier New"/>
           <w:sz w:val="20"/>
         </w:rPr>
-        <w:t>.</w:t>
-      </w:r>
-      <w:proofErr w:type="spellStart"/>
+        <w:t>.service.ts</w:t>
+      </w:r>
+      <w:r>
+        <w:t xml:space="preserve"> y clases terminadas en </w:t>
+      </w:r>
       <w:r>
         <w:rPr>
           <w:rFonts w:ascii="Courier New" w:hAnsi="Courier New"/>
           <w:sz w:val="20"/>
         </w:rPr>
-        <w:t>service</w:t>
-      </w:r>
-      <w:proofErr w:type="gramEnd"/>
+        <w:t>Service</w:t>
+      </w:r>
+      <w:r>
+        <w:t>.</w:t>
+      </w:r>
+    </w:p>
+    <w:p>
+      <w:pPr>
+        <w:pStyle w:val="Listaconnmeros"/>
+        <w:jc w:val="both"/>
+      </w:pPr>
+      <w:r>
+        <w:t>Las tablas PostgreSQL son plurales en snake_case cuando el dominio lo permita (</w:t>
+      </w:r>
+      <w:r>
+        <w:rPr>
+          <w:rFonts w:ascii="Courier New" w:hAnsi="Courier New"/>
+          <w:sz w:val="20"/>
+        </w:rPr>
+        <w:t>vehiculos</w:t>
+      </w:r>
+      <w:r>
+        <w:t xml:space="preserve">, </w:t>
+      </w:r>
+      <w:r>
+        <w:rPr>
+          <w:rFonts w:ascii="Courier New" w:hAnsi="Courier New"/>
+          <w:sz w:val="20"/>
+        </w:rPr>
+        <w:t>espacios</w:t>
+      </w:r>
+      <w:r>
+        <w:t>); una excepción debe justificarse en la migración.</w:t>
+      </w:r>
+    </w:p>
+    <w:p>
+      <w:pPr>
+        <w:jc w:val="both"/>
+      </w:pPr>
+      <w:r>
+        <w:t xml:space="preserve">La estructura declarada es </w:t>
+      </w:r>
+      <w:r>
+        <w:rPr>
+          <w:rFonts w:ascii="Courier New" w:hAnsi="Courier New"/>
+          <w:sz w:val="20"/>
+        </w:rPr>
+        <w:t>backend/modulos/[nombre]/</w:t>
+      </w:r>
+      <w:r>
+        <w:t xml:space="preserve"> con Controller, Service, Repository, </w:t>
+      </w:r>
+      <w:r>
+        <w:rPr>
+          <w:rFonts w:ascii="Courier New" w:hAnsi="Courier New"/>
+          <w:sz w:val="20"/>
+        </w:rPr>
+        <w:t>dto/</w:t>
+      </w:r>
+      <w:r>
+        <w:t xml:space="preserve"> y </w:t>
+      </w:r>
+      <w:r>
+        <w:rPr>
+          <w:rFonts w:ascii="Courier New" w:hAnsi="Courier New"/>
+          <w:sz w:val="20"/>
+        </w:rPr>
+        <w:t>entity/</w:t>
+      </w:r>
+      <w:r>
+        <w:t xml:space="preserve">; en frontend, </w:t>
+      </w:r>
+      <w:r>
+        <w:rPr>
+          <w:rFonts w:ascii="Courier New" w:hAnsi="Courier New"/>
+          <w:sz w:val="20"/>
+        </w:rPr>
+        <w:t>features/[nombre]/</w:t>
+      </w:r>
+      <w:r>
+        <w:t xml:space="preserve"> con </w:t>
+      </w:r>
+      <w:r>
+        <w:rPr>
+          <w:rFonts w:ascii="Courier New" w:hAnsi="Courier New"/>
+          <w:sz w:val="20"/>
+        </w:rPr>
+        <w:t>components/</w:t>
+      </w:r>
+      <w:r>
+        <w:t xml:space="preserve">, </w:t>
+      </w:r>
+      <w:r>
+        <w:rPr>
+          <w:rFonts w:ascii="Courier New" w:hAnsi="Courier New"/>
+          <w:sz w:val="20"/>
+        </w:rPr>
+        <w:t>services/</w:t>
+      </w:r>
+      <w:r>
+        <w:t xml:space="preserve">, </w:t>
+      </w:r>
+      <w:r>
+        <w:rPr>
+          <w:rFonts w:ascii="Courier New" w:hAnsi="Courier New"/>
+          <w:sz w:val="20"/>
+        </w:rPr>
+        <w:t>models/</w:t>
+      </w:r>
+      <w:r>
+        <w:t xml:space="preserve"> y </w:t>
+      </w:r>
+      <w:r>
+        <w:rPr>
+          <w:rFonts w:ascii="Courier New" w:hAnsi="Courier New"/>
+          <w:sz w:val="20"/>
+        </w:rPr>
+        <w:t>[nombre</w:t>
+      </w:r>
+      <w:r>
+        <w:rPr>
+          <w:rFonts w:ascii="Courier New" w:hAnsi="Courier New"/>
+          <w:sz w:val="20"/>
+        </w:rPr>
+        <w:t>]. routes</w:t>
+      </w:r>
       <w:r>
         <w:rPr>
           <w:rFonts w:ascii="Courier New" w:hAnsi="Courier New"/>
@@ -523,275 +515,24 @@
         </w:rPr>
         <w:t>.ts</w:t>
       </w:r>
-      <w:proofErr w:type="spellEnd"/>
-      <w:r>
-        <w:t xml:space="preserve"> y clases terminadas en </w:t>
-      </w:r>
-      <w:r>
-        <w:rPr>
-          <w:rFonts w:ascii="Courier New" w:hAnsi="Courier New"/>
-          <w:sz w:val="20"/>
-        </w:rPr>
-        <w:t>Service</w:t>
-      </w:r>
       <w:r>
         <w:t>.</w:t>
       </w:r>
     </w:p>
     <w:p>
       <w:pPr>
-        <w:pStyle w:val="Listaconnmeros"/>
-      </w:pPr>
-      <w:r>
-        <w:t xml:space="preserve">Las tablas PostgreSQL son plurales en </w:t>
-      </w:r>
-      <w:proofErr w:type="spellStart"/>
-      <w:r>
-        <w:t>snake_case</w:t>
-      </w:r>
-      <w:proofErr w:type="spellEnd"/>
-      <w:r>
-        <w:t xml:space="preserve"> cuando el dominio lo permita (</w:t>
-      </w:r>
-      <w:proofErr w:type="spellStart"/>
-      <w:r>
-        <w:rPr>
-          <w:rFonts w:ascii="Courier New" w:hAnsi="Courier New"/>
-          <w:sz w:val="20"/>
-        </w:rPr>
-        <w:t>vehiculos</w:t>
-      </w:r>
-      <w:proofErr w:type="spellEnd"/>
-      <w:r>
-        <w:t xml:space="preserve">, </w:t>
-      </w:r>
-      <w:r>
-        <w:rPr>
-          <w:rFonts w:ascii="Courier New" w:hAnsi="Courier New"/>
-          <w:sz w:val="20"/>
-        </w:rPr>
-        <w:t>espacios</w:t>
-      </w:r>
-      <w:r>
-        <w:t>); una excepción debe justificarse en la migración.</w:t>
+        <w:pStyle w:val="Ttulo2"/>
+        <w:ind w:firstLine="0"/>
+        <w:jc w:val="both"/>
+      </w:pPr>
+      <w:r>
+        <w:t>2. Convención de commits y ramas</w:t>
       </w:r>
     </w:p>
     <w:p>
-      <w:r>
-        <w:t xml:space="preserve">La estructura declarada es </w:t>
-      </w:r>
-      <w:r>
-        <w:rPr>
-          <w:rFonts w:ascii="Courier New" w:hAnsi="Courier New"/>
-          <w:sz w:val="20"/>
-        </w:rPr>
-        <w:t>backend/</w:t>
-      </w:r>
-      <w:proofErr w:type="spellStart"/>
-      <w:r>
-        <w:rPr>
-          <w:rFonts w:ascii="Courier New" w:hAnsi="Courier New"/>
-          <w:sz w:val="20"/>
-        </w:rPr>
-        <w:t>modulos</w:t>
-      </w:r>
-      <w:proofErr w:type="spellEnd"/>
-      <w:r>
-        <w:rPr>
-          <w:rFonts w:ascii="Courier New" w:hAnsi="Courier New"/>
-          <w:sz w:val="20"/>
-        </w:rPr>
-        <w:t>/[nombre]/</w:t>
-      </w:r>
-      <w:r>
-        <w:t xml:space="preserve"> con </w:t>
-      </w:r>
-      <w:proofErr w:type="spellStart"/>
-      <w:r>
-        <w:t>Controller</w:t>
-      </w:r>
-      <w:proofErr w:type="spellEnd"/>
-      <w:r>
-        <w:t xml:space="preserve">, Service, </w:t>
-      </w:r>
-      <w:proofErr w:type="spellStart"/>
-      <w:r>
-        <w:t>Repository</w:t>
-      </w:r>
-      <w:proofErr w:type="spellEnd"/>
-      <w:r>
-        <w:t xml:space="preserve">, </w:t>
-      </w:r>
-      <w:proofErr w:type="spellStart"/>
-      <w:r>
-        <w:rPr>
-          <w:rFonts w:ascii="Courier New" w:hAnsi="Courier New"/>
-          <w:sz w:val="20"/>
-        </w:rPr>
-        <w:t>dto</w:t>
-      </w:r>
-      <w:proofErr w:type="spellEnd"/>
-      <w:r>
-        <w:rPr>
-          <w:rFonts w:ascii="Courier New" w:hAnsi="Courier New"/>
-          <w:sz w:val="20"/>
-        </w:rPr>
-        <w:t>/</w:t>
-      </w:r>
-      <w:r>
-        <w:t xml:space="preserve"> y </w:t>
-      </w:r>
-      <w:proofErr w:type="spellStart"/>
-      <w:r>
-        <w:rPr>
-          <w:rFonts w:ascii="Courier New" w:hAnsi="Courier New"/>
-          <w:sz w:val="20"/>
-        </w:rPr>
-        <w:t>entity</w:t>
-      </w:r>
-      <w:proofErr w:type="spellEnd"/>
-      <w:r>
-        <w:rPr>
-          <w:rFonts w:ascii="Courier New" w:hAnsi="Courier New"/>
-          <w:sz w:val="20"/>
-        </w:rPr>
-        <w:t>/</w:t>
-      </w:r>
-      <w:r>
-        <w:t xml:space="preserve">; en frontend, </w:t>
-      </w:r>
-      <w:proofErr w:type="spellStart"/>
-      <w:r>
-        <w:rPr>
-          <w:rFonts w:ascii="Courier New" w:hAnsi="Courier New"/>
-          <w:sz w:val="20"/>
-        </w:rPr>
-        <w:t>features</w:t>
-      </w:r>
-      <w:proofErr w:type="spellEnd"/>
-      <w:r>
-        <w:rPr>
-          <w:rFonts w:ascii="Courier New" w:hAnsi="Courier New"/>
-          <w:sz w:val="20"/>
-        </w:rPr>
-        <w:t>/[nombre]/</w:t>
-      </w:r>
-      <w:r>
-        <w:t xml:space="preserve"> con </w:t>
-      </w:r>
-      <w:proofErr w:type="spellStart"/>
-      <w:r>
-        <w:rPr>
-          <w:rFonts w:ascii="Courier New" w:hAnsi="Courier New"/>
-          <w:sz w:val="20"/>
-        </w:rPr>
-        <w:t>components</w:t>
-      </w:r>
-      <w:proofErr w:type="spellEnd"/>
-      <w:r>
-        <w:rPr>
-          <w:rFonts w:ascii="Courier New" w:hAnsi="Courier New"/>
-          <w:sz w:val="20"/>
-        </w:rPr>
-        <w:t>/</w:t>
-      </w:r>
-      <w:r>
-        <w:t xml:space="preserve">, </w:t>
-      </w:r>
-      <w:proofErr w:type="spellStart"/>
-      <w:r>
-        <w:rPr>
-          <w:rFonts w:ascii="Courier New" w:hAnsi="Courier New"/>
-          <w:sz w:val="20"/>
-        </w:rPr>
-        <w:t>services</w:t>
-      </w:r>
-      <w:proofErr w:type="spellEnd"/>
-      <w:r>
-        <w:rPr>
-          <w:rFonts w:ascii="Courier New" w:hAnsi="Courier New"/>
-          <w:sz w:val="20"/>
-        </w:rPr>
-        <w:t>/</w:t>
-      </w:r>
-      <w:r>
-        <w:t xml:space="preserve">, </w:t>
-      </w:r>
-      <w:proofErr w:type="spellStart"/>
-      <w:r>
-        <w:rPr>
-          <w:rFonts w:ascii="Courier New" w:hAnsi="Courier New"/>
-          <w:sz w:val="20"/>
-        </w:rPr>
-        <w:t>models</w:t>
-      </w:r>
-      <w:proofErr w:type="spellEnd"/>
-      <w:r>
-        <w:rPr>
-          <w:rFonts w:ascii="Courier New" w:hAnsi="Courier New"/>
-          <w:sz w:val="20"/>
-        </w:rPr>
-        <w:t>/</w:t>
-      </w:r>
-      <w:r>
-        <w:t xml:space="preserve"> y </w:t>
-      </w:r>
-      <w:r>
-        <w:rPr>
-          <w:rFonts w:ascii="Courier New" w:hAnsi="Courier New"/>
-          <w:sz w:val="20"/>
-        </w:rPr>
-        <w:t>[nombre</w:t>
-      </w:r>
-      <w:proofErr w:type="gramStart"/>
-      <w:r>
-        <w:rPr>
-          <w:rFonts w:ascii="Courier New" w:hAnsi="Courier New"/>
-          <w:sz w:val="20"/>
-        </w:rPr>
-        <w:t>].</w:t>
-      </w:r>
-      <w:proofErr w:type="spellStart"/>
-      <w:r>
-        <w:rPr>
-          <w:rFonts w:ascii="Courier New" w:hAnsi="Courier New"/>
-          <w:sz w:val="20"/>
-        </w:rPr>
-        <w:t>routes</w:t>
-      </w:r>
-      <w:proofErr w:type="gramEnd"/>
-      <w:r>
-        <w:rPr>
-          <w:rFonts w:ascii="Courier New" w:hAnsi="Courier New"/>
-          <w:sz w:val="20"/>
-        </w:rPr>
-        <w:t>.ts</w:t>
-      </w:r>
-      <w:proofErr w:type="spellEnd"/>
-      <w:r>
-        <w:t>.</w:t>
-      </w:r>
-    </w:p>
-    <w:p>
-      <w:pPr>
-        <w:pStyle w:val="Ttulo2"/>
-        <w:ind w:firstLine="0"/>
-      </w:pPr>
-      <w:r>
-        <w:t xml:space="preserve">2. Convención de </w:t>
-      </w:r>
-      <w:proofErr w:type="spellStart"/>
-      <w:r>
-        <w:t>commits</w:t>
-      </w:r>
-      <w:proofErr w:type="spellEnd"/>
-      <w:r>
-        <w:t xml:space="preserve"> y ramas</w:t>
-      </w:r>
-    </w:p>
-    <w:p>
       <w:pPr>
         <w:pStyle w:val="Listaconvietas"/>
+        <w:jc w:val="both"/>
       </w:pPr>
       <w:r>
         <w:rPr>
@@ -816,6 +557,7 @@
     <w:p>
       <w:pPr>
         <w:pStyle w:val="Listaconvietas"/>
+        <w:jc w:val="both"/>
       </w:pPr>
       <w:r>
         <w:rPr>
@@ -826,7 +568,6 @@
       <w:r>
         <w:t xml:space="preserve"> </w:t>
       </w:r>
-      <w:proofErr w:type="spellStart"/>
       <w:r>
         <w:rPr>
           <w:rFonts w:ascii="Courier New" w:hAnsi="Courier New"/>
@@ -834,11 +575,9 @@
         </w:rPr>
         <w:t>feat</w:t>
       </w:r>
-      <w:proofErr w:type="spellEnd"/>
       <w:r>
         <w:t xml:space="preserve">, </w:t>
       </w:r>
-      <w:proofErr w:type="spellStart"/>
       <w:r>
         <w:rPr>
           <w:rFonts w:ascii="Courier New" w:hAnsi="Courier New"/>
@@ -846,11 +585,9 @@
         </w:rPr>
         <w:t>fix</w:t>
       </w:r>
-      <w:proofErr w:type="spellEnd"/>
       <w:r>
         <w:t xml:space="preserve">, </w:t>
       </w:r>
-      <w:proofErr w:type="spellStart"/>
       <w:r>
         <w:rPr>
           <w:rFonts w:ascii="Courier New" w:hAnsi="Courier New"/>
@@ -858,11 +595,9 @@
         </w:rPr>
         <w:t>docs</w:t>
       </w:r>
-      <w:proofErr w:type="spellEnd"/>
       <w:r>
         <w:t xml:space="preserve">, </w:t>
       </w:r>
-      <w:proofErr w:type="spellStart"/>
       <w:r>
         <w:rPr>
           <w:rFonts w:ascii="Courier New" w:hAnsi="Courier New"/>
@@ -870,11 +605,9 @@
         </w:rPr>
         <w:t>style</w:t>
       </w:r>
-      <w:proofErr w:type="spellEnd"/>
       <w:r>
         <w:t xml:space="preserve">, </w:t>
       </w:r>
-      <w:proofErr w:type="spellStart"/>
       <w:r>
         <w:rPr>
           <w:rFonts w:ascii="Courier New" w:hAnsi="Courier New"/>
@@ -882,7 +615,6 @@
         </w:rPr>
         <w:t>refactor</w:t>
       </w:r>
-      <w:proofErr w:type="spellEnd"/>
       <w:r>
         <w:t xml:space="preserve">, </w:t>
       </w:r>
@@ -910,6 +642,7 @@
     <w:p>
       <w:pPr>
         <w:pStyle w:val="Listaconvietas"/>
+        <w:jc w:val="both"/>
       </w:pPr>
       <w:r>
         <w:rPr>
@@ -940,7 +673,6 @@
       <w:r>
         <w:t xml:space="preserve">, </w:t>
       </w:r>
-      <w:proofErr w:type="spellStart"/>
       <w:r>
         <w:rPr>
           <w:rFonts w:ascii="Courier New" w:hAnsi="Courier New"/>
@@ -948,11 +680,9 @@
         </w:rPr>
         <w:t>db</w:t>
       </w:r>
-      <w:proofErr w:type="spellEnd"/>
       <w:r>
         <w:t xml:space="preserve">, </w:t>
       </w:r>
-      <w:proofErr w:type="spellStart"/>
       <w:r>
         <w:rPr>
           <w:rFonts w:ascii="Courier New" w:hAnsi="Courier New"/>
@@ -960,7 +690,6 @@
         </w:rPr>
         <w:t>deploy</w:t>
       </w:r>
-      <w:proofErr w:type="spellEnd"/>
       <w:r>
         <w:t xml:space="preserve">, </w:t>
       </w:r>
@@ -978,6 +707,7 @@
     <w:p>
       <w:pPr>
         <w:pStyle w:val="Listaconvietas"/>
+        <w:jc w:val="both"/>
       </w:pPr>
       <w:r>
         <w:rPr>
@@ -998,7 +728,6 @@
       <w:r>
         <w:t xml:space="preserve">, </w:t>
       </w:r>
-      <w:proofErr w:type="spellStart"/>
       <w:r>
         <w:rPr>
           <w:rFonts w:ascii="Courier New" w:hAnsi="Courier New"/>
@@ -1006,63 +735,35 @@
         </w:rPr>
         <w:t>dev</w:t>
       </w:r>
-      <w:proofErr w:type="spellEnd"/>
       <w:r>
         <w:t xml:space="preserve">, </w:t>
       </w:r>
-      <w:proofErr w:type="spellStart"/>
       <w:r>
         <w:rPr>
           <w:rFonts w:ascii="Courier New" w:hAnsi="Courier New"/>
           <w:sz w:val="20"/>
         </w:rPr>
-        <w:t>feat</w:t>
-      </w:r>
-      <w:proofErr w:type="spellEnd"/>
+        <w:t>feat/[nombre]</w:t>
+      </w:r>
+      <w:r>
+        <w:t xml:space="preserve">, </w:t>
+      </w:r>
       <w:r>
         <w:rPr>
           <w:rFonts w:ascii="Courier New" w:hAnsi="Courier New"/>
           <w:sz w:val="20"/>
         </w:rPr>
-        <w:t>/[nombre]</w:t>
+        <w:t>fix/[nombre]</w:t>
       </w:r>
       <w:r>
         <w:t xml:space="preserve">, </w:t>
       </w:r>
-      <w:proofErr w:type="spellStart"/>
       <w:r>
         <w:rPr>
           <w:rFonts w:ascii="Courier New" w:hAnsi="Courier New"/>
           <w:sz w:val="20"/>
         </w:rPr>
-        <w:t>fix</w:t>
-      </w:r>
-      <w:proofErr w:type="spellEnd"/>
-      <w:r>
-        <w:rPr>
-          <w:rFonts w:ascii="Courier New" w:hAnsi="Courier New"/>
-          <w:sz w:val="20"/>
-        </w:rPr>
-        <w:t>/[nombre]</w:t>
-      </w:r>
-      <w:r>
-        <w:t xml:space="preserve">, </w:t>
-      </w:r>
-      <w:proofErr w:type="spellStart"/>
-      <w:r>
-        <w:rPr>
-          <w:rFonts w:ascii="Courier New" w:hAnsi="Courier New"/>
-          <w:sz w:val="20"/>
-        </w:rPr>
-        <w:t>docs</w:t>
-      </w:r>
-      <w:proofErr w:type="spellEnd"/>
-      <w:r>
-        <w:rPr>
-          <w:rFonts w:ascii="Courier New" w:hAnsi="Courier New"/>
-          <w:sz w:val="20"/>
-        </w:rPr>
-        <w:t>/[nombre]</w:t>
+        <w:t>docs/[nombre]</w:t>
       </w:r>
       <w:r>
         <w:t>.</w:t>
@@ -1071,19 +772,11 @@
     <w:p>
       <w:pPr>
         <w:pStyle w:val="Listaconvietas"/>
-      </w:pPr>
-      <w:r>
-        <w:t xml:space="preserve">Cada rama de trabajo abre un Pull </w:t>
-      </w:r>
-      <w:proofErr w:type="spellStart"/>
-      <w:r>
-        <w:t>Request</w:t>
-      </w:r>
-      <w:proofErr w:type="spellEnd"/>
-      <w:r>
-        <w:t xml:space="preserve"> hacia </w:t>
-      </w:r>
-      <w:proofErr w:type="spellStart"/>
+        <w:jc w:val="both"/>
+      </w:pPr>
+      <w:r>
+        <w:t xml:space="preserve">Cada rama de trabajo abre un Pull Request hacia </w:t>
+      </w:r>
       <w:r>
         <w:rPr>
           <w:rFonts w:ascii="Courier New" w:hAnsi="Courier New"/>
@@ -1091,11 +784,9 @@
         </w:rPr>
         <w:t>dev</w:t>
       </w:r>
-      <w:proofErr w:type="spellEnd"/>
       <w:r>
         <w:t xml:space="preserve">. Al cerrar el sprint, </w:t>
       </w:r>
-      <w:proofErr w:type="spellStart"/>
       <w:r>
         <w:rPr>
           <w:rFonts w:ascii="Courier New" w:hAnsi="Courier New"/>
@@ -1103,7 +794,6 @@
         </w:rPr>
         <w:t>dev</w:t>
       </w:r>
-      <w:proofErr w:type="spellEnd"/>
       <w:r>
         <w:t xml:space="preserve"> se integra hacia </w:t>
       </w:r>
@@ -1121,37 +811,32 @@
     <w:p>
       <w:pPr>
         <w:pStyle w:val="Listaconvietas"/>
-      </w:pPr>
-      <w:r>
-        <w:t xml:space="preserve">El </w:t>
-      </w:r>
-      <w:proofErr w:type="spellStart"/>
-      <w:r>
-        <w:t>commit</w:t>
-      </w:r>
-      <w:proofErr w:type="spellEnd"/>
-      <w:r>
-        <w:t xml:space="preserve"> y la descripción del PR referencian el identificador de la historia/tarea.</w:t>
+        <w:jc w:val="both"/>
+      </w:pPr>
+      <w:r>
+        <w:t>El commit y la descripción del PR referencian el identificador de la historia/tarea.</w:t>
       </w:r>
     </w:p>
     <w:p>
       <w:pPr>
         <w:pStyle w:val="Ttulo2"/>
         <w:ind w:firstLine="0"/>
+        <w:jc w:val="both"/>
       </w:pPr>
       <w:r>
         <w:t xml:space="preserve">3. </w:t>
       </w:r>
-      <w:proofErr w:type="spellStart"/>
-      <w:r>
-        <w:t>Definition</w:t>
-      </w:r>
-      <w:proofErr w:type="spellEnd"/>
+      <w:r>
+        <w:t>Definición</w:t>
+      </w:r>
       <w:r>
         <w:t xml:space="preserve"> of Ready (DoR)</w:t>
       </w:r>
     </w:p>
     <w:p>
+      <w:pPr>
+        <w:jc w:val="both"/>
+      </w:pPr>
       <w:r>
         <w:t>Una historia está lista para iniciar cuando un tercero puede comprobar que:</w:t>
       </w:r>
@@ -1159,22 +844,16 @@
     <w:p>
       <w:pPr>
         <w:pStyle w:val="Listaconnmeros"/>
-      </w:pPr>
-      <w:r>
-        <w:t>Tiene identificador único, descripción de usuario y criterios Given/</w:t>
-      </w:r>
-      <w:proofErr w:type="spellStart"/>
-      <w:r>
-        <w:t>When</w:t>
-      </w:r>
-      <w:proofErr w:type="spellEnd"/>
-      <w:r>
-        <w:t>/Then en GitHub Projects.</w:t>
+        <w:jc w:val="both"/>
+      </w:pPr>
+      <w:r>
+        <w:t>Tiene identificador único, descripción de usuario y criterios Given/When/Then en GitHub Projects.</w:t>
       </w:r>
     </w:p>
     <w:p>
       <w:pPr>
         <w:pStyle w:val="Listaconnmeros"/>
+        <w:jc w:val="both"/>
       </w:pPr>
       <w:r>
         <w:t>Tiene prioridad MoSCoW y estimación Fibonacci acordadas por ambos integrantes.</w:t>
@@ -1183,6 +862,7 @@
     <w:p>
       <w:pPr>
         <w:pStyle w:val="Listaconnmeros"/>
+        <w:jc w:val="both"/>
       </w:pPr>
       <w:r>
         <w:t>Sus dependencias de API, datos y migraciones existen o están descritas en el contrato de la historia.</w:t>
@@ -1191,6 +871,7 @@
     <w:p>
       <w:pPr>
         <w:pStyle w:val="Listaconnmeros"/>
+        <w:jc w:val="both"/>
       </w:pPr>
       <w:r>
         <w:lastRenderedPageBreak/>
@@ -1200,6 +881,7 @@
     <w:p>
       <w:pPr>
         <w:pStyle w:val="Listaconnmeros"/>
+        <w:jc w:val="both"/>
       </w:pPr>
       <w:r>
         <w:t>La historia identifica el módulo afectado y sus dependencias frontend/backend/base de datos.</w:t>
@@ -1209,20 +891,16 @@
       <w:pPr>
         <w:pStyle w:val="Ttulo2"/>
         <w:ind w:firstLine="0"/>
-      </w:pPr>
-      <w:r>
-        <w:t xml:space="preserve">4. </w:t>
-      </w:r>
-      <w:proofErr w:type="spellStart"/>
-      <w:r>
-        <w:t>Definition</w:t>
-      </w:r>
-      <w:proofErr w:type="spellEnd"/>
-      <w:r>
-        <w:t xml:space="preserve"> of Done (DoD)</w:t>
+        <w:jc w:val="both"/>
+      </w:pPr>
+      <w:r>
+        <w:t>4. Definition of Done (DoD)</w:t>
       </w:r>
     </w:p>
     <w:p>
+      <w:pPr>
+        <w:jc w:val="both"/>
+      </w:pPr>
       <w:r>
         <w:t>Una historia solo se marca terminada si:</w:t>
       </w:r>
@@ -1230,6 +908,7 @@
     <w:p>
       <w:pPr>
         <w:pStyle w:val="Listaconnmeros"/>
+        <w:jc w:val="both"/>
       </w:pPr>
       <w:r>
         <w:t xml:space="preserve">Angular compila con </w:t>
@@ -1239,61 +918,18 @@
           <w:rFonts w:ascii="Courier New" w:hAnsi="Courier New"/>
           <w:sz w:val="20"/>
         </w:rPr>
-        <w:t xml:space="preserve">ng </w:t>
-      </w:r>
-      <w:proofErr w:type="spellStart"/>
+        <w:t>ng build</w:t>
+      </w:r>
+      <w:r>
+        <w:t xml:space="preserve"> y Spring Boot compila con </w:t>
+      </w:r>
       <w:r>
         <w:rPr>
           <w:rFonts w:ascii="Courier New" w:hAnsi="Courier New"/>
           <w:sz w:val="20"/>
         </w:rPr>
-        <w:t>build</w:t>
-      </w:r>
-      <w:proofErr w:type="spellEnd"/>
-      <w:r>
-        <w:t xml:space="preserve"> y Spring Boot compila con </w:t>
-      </w:r>
-      <w:proofErr w:type="spellStart"/>
-      <w:r>
-        <w:rPr>
-          <w:rFonts w:ascii="Courier New" w:hAnsi="Courier New"/>
-          <w:sz w:val="20"/>
-        </w:rPr>
-        <w:t>mvn</w:t>
-      </w:r>
-      <w:proofErr w:type="spellEnd"/>
-      <w:r>
-        <w:rPr>
-          <w:rFonts w:ascii="Courier New" w:hAnsi="Courier New"/>
-          <w:sz w:val="20"/>
-        </w:rPr>
-        <w:t xml:space="preserve"> -f backend/pom.xml </w:t>
-      </w:r>
-      <w:proofErr w:type="spellStart"/>
-      <w:r>
-        <w:rPr>
-          <w:rFonts w:ascii="Courier New" w:hAnsi="Courier New"/>
-          <w:sz w:val="20"/>
-        </w:rPr>
-        <w:t>clean</w:t>
-      </w:r>
-      <w:proofErr w:type="spellEnd"/>
-      <w:r>
-        <w:rPr>
-          <w:rFonts w:ascii="Courier New" w:hAnsi="Courier New"/>
-          <w:sz w:val="20"/>
-        </w:rPr>
-        <w:t xml:space="preserve"> </w:t>
-      </w:r>
-      <w:proofErr w:type="spellStart"/>
-      <w:r>
-        <w:rPr>
-          <w:rFonts w:ascii="Courier New" w:hAnsi="Courier New"/>
-          <w:sz w:val="20"/>
-        </w:rPr>
-        <w:t>package</w:t>
-      </w:r>
-      <w:proofErr w:type="spellEnd"/>
+        <w:t>mvn -f backend/pom.xml clean package</w:t>
+      </w:r>
       <w:r>
         <w:t xml:space="preserve"> (registrar comando y resultado en el PR).</w:t>
       </w:r>
@@ -1301,17 +937,10 @@
     <w:p>
       <w:pPr>
         <w:pStyle w:val="Listaconnmeros"/>
-      </w:pPr>
-      <w:r>
-        <w:t xml:space="preserve">Se agregaron o actualizaron pruebas </w:t>
-      </w:r>
-      <w:proofErr w:type="spellStart"/>
-      <w:r>
-        <w:t>JUnit</w:t>
-      </w:r>
-      <w:proofErr w:type="spellEnd"/>
-      <w:r>
-        <w:t xml:space="preserve"> y/o Jasmine/Karma aplicables a la lógica nueva; si no existen herramientas configuradas, la brecha se registra como bloqueante para formalizar la DoD de pruebas: </w:t>
+        <w:jc w:val="both"/>
+      </w:pPr>
+      <w:r>
+        <w:t xml:space="preserve">Se agregaron o actualizaron pruebas JUnit y/o Jasmine/Karma aplicables a la lógica nueva; si no existen herramientas configuradas, la brecha se registra como bloqueante para formalizar la DoD de pruebas: </w:t>
       </w:r>
       <w:r>
         <w:rPr>
@@ -1327,6 +956,7 @@
     <w:p>
       <w:pPr>
         <w:pStyle w:val="Listaconnmeros"/>
+        <w:jc w:val="both"/>
       </w:pPr>
       <w:r>
         <w:t>Las pruebas pertinentes se ejecutaron y el PR enlaza el resultado; no hay fallos conocidos sin clasificar.</w:t>
@@ -1335,22 +965,16 @@
     <w:p>
       <w:pPr>
         <w:pStyle w:val="Listaconnmeros"/>
-      </w:pPr>
-      <w:r>
-        <w:t xml:space="preserve">Cada criterio de aceptación tiene evidencia reproducible en el PR o en su </w:t>
-      </w:r>
-      <w:proofErr w:type="spellStart"/>
-      <w:r>
-        <w:t>checklist</w:t>
-      </w:r>
-      <w:proofErr w:type="spellEnd"/>
-      <w:r>
-        <w:t>.</w:t>
+        <w:jc w:val="both"/>
+      </w:pPr>
+      <w:r>
+        <w:t>Cada criterio de aceptación tiene evidencia reproducible en el PR o en su checklist.</w:t>
       </w:r>
     </w:p>
     <w:p>
       <w:pPr>
         <w:pStyle w:val="Listaconnmeros"/>
+        <w:jc w:val="both"/>
       </w:pPr>
       <w:r>
         <w:t>Los cambios de esquema PostgreSQL incluyen migración Flyway y se verifican en una base de prueba; no se modifica una migración ya aplicada sin plan explícito.</w:t>
@@ -1359,6 +983,7 @@
     <w:p>
       <w:pPr>
         <w:pStyle w:val="Listaconnmeros"/>
+        <w:jc w:val="both"/>
       </w:pPr>
       <w:r>
         <w:t>El PR fue aprobado por el otro integrante, está integrado sin conflictos y enlaza la historia.</w:t>
@@ -1367,6 +992,7 @@
     <w:p>
       <w:pPr>
         <w:pStyle w:val="Listaconnmeros"/>
+        <w:jc w:val="both"/>
       </w:pPr>
       <w:r>
         <w:t>No se agregaron credenciales, tokens ni secretos al repositorio; las variables necesarias se documentan por nombre y sin valores secretos.</w:t>
@@ -1375,20 +1001,16 @@
     <w:p>
       <w:pPr>
         <w:pStyle w:val="Listaconnmeros"/>
-      </w:pPr>
-      <w:r>
-        <w:t xml:space="preserve">Documentación o README se actualizó cuando cambió una instrucción de ejecución, </w:t>
-      </w:r>
-      <w:proofErr w:type="spellStart"/>
-      <w:r>
-        <w:t>endpoint</w:t>
-      </w:r>
-      <w:proofErr w:type="spellEnd"/>
-      <w:r>
-        <w:t xml:space="preserve"> o configuración visible al equipo.</w:t>
+        <w:jc w:val="both"/>
+      </w:pPr>
+      <w:r>
+        <w:t>Documentación o README se actualizó cuando cambió una instrucción de ejecución, endpoint o configuración visible al equipo.</w:t>
       </w:r>
     </w:p>
     <w:p>
+      <w:pPr>
+        <w:jc w:val="both"/>
+      </w:pPr>
       <w:r>
         <w:rPr>
           <w:b/>
@@ -1414,6 +1036,7 @@
       <w:pPr>
         <w:pStyle w:val="Ttulo2"/>
         <w:ind w:firstLine="0"/>
+        <w:jc w:val="both"/>
       </w:pPr>
       <w:r>
         <w:t>5. Política de revisión</w:t>
@@ -1422,6 +1045,7 @@
     <w:p>
       <w:pPr>
         <w:pStyle w:val="Listaconvietas"/>
+        <w:jc w:val="both"/>
       </w:pPr>
       <w:r>
         <w:rPr>
@@ -1436,6 +1060,7 @@
     <w:p>
       <w:pPr>
         <w:pStyle w:val="Listaconvietas"/>
+        <w:jc w:val="both"/>
       </w:pPr>
       <w:r>
         <w:rPr>
@@ -1450,6 +1075,7 @@
     <w:p>
       <w:pPr>
         <w:pStyle w:val="Listaconvietas"/>
+        <w:jc w:val="both"/>
       </w:pPr>
       <w:r>
         <w:rPr>
@@ -1464,6 +1090,7 @@
     <w:p>
       <w:pPr>
         <w:pStyle w:val="Listaconvietas"/>
+        <w:jc w:val="both"/>
       </w:pPr>
       <w:r>
         <w:rPr>
@@ -1478,6 +1105,7 @@
     <w:p>
       <w:pPr>
         <w:pStyle w:val="Listaconvietas"/>
+        <w:jc w:val="both"/>
       </w:pPr>
       <w:r>
         <w:rPr>
@@ -1513,12 +1141,16 @@
       <w:pPr>
         <w:pStyle w:val="Ttulo2"/>
         <w:ind w:firstLine="0"/>
+        <w:jc w:val="both"/>
       </w:pPr>
       <w:r>
         <w:t>6. Aceptación y rotación</w:t>
       </w:r>
     </w:p>
     <w:p>
+      <w:pPr>
+        <w:jc w:val="both"/>
+      </w:pPr>
       <w:r>
         <w:t xml:space="preserve">Los roles se rotan por </w:t>
       </w:r>
@@ -1559,6 +1191,7 @@
             <w:pPr>
               <w:spacing w:line="240" w:lineRule="auto"/>
               <w:ind w:firstLine="0"/>
+              <w:jc w:val="both"/>
             </w:pPr>
             <w:r>
               <w:rPr>
@@ -1585,6 +1218,7 @@
             <w:pPr>
               <w:spacing w:line="240" w:lineRule="auto"/>
               <w:ind w:firstLine="0"/>
+              <w:jc w:val="both"/>
             </w:pPr>
             <w:r>
               <w:rPr>
@@ -1616,6 +1250,7 @@
             <w:pPr>
               <w:spacing w:line="240" w:lineRule="auto"/>
               <w:ind w:firstLine="0"/>
+              <w:jc w:val="both"/>
             </w:pPr>
             <w:r>
               <w:rPr>
@@ -1640,6 +1275,7 @@
             <w:pPr>
               <w:spacing w:line="240" w:lineRule="auto"/>
               <w:ind w:firstLine="0"/>
+              <w:jc w:val="both"/>
             </w:pPr>
             <w:r>
               <w:rPr>
@@ -1670,6 +1306,7 @@
             <w:pPr>
               <w:spacing w:line="240" w:lineRule="auto"/>
               <w:ind w:firstLine="0"/>
+              <w:jc w:val="both"/>
             </w:pPr>
             <w:r>
               <w:rPr>
@@ -1694,6 +1331,7 @@
             <w:pPr>
               <w:spacing w:line="240" w:lineRule="auto"/>
               <w:ind w:firstLine="0"/>
+              <w:jc w:val="both"/>
             </w:pPr>
             <w:r>
               <w:rPr>
@@ -1701,14 +1339,12 @@
               </w:rPr>
               <w:t xml:space="preserve">Guardián de lo verificable; </w:t>
             </w:r>
-            <w:proofErr w:type="gramStart"/>
             <w:r>
               <w:rPr>
                 <w:sz w:val="17"/>
               </w:rPr>
-              <w:t>Responsable</w:t>
+              <w:t>responsable</w:t>
             </w:r>
-            <w:proofErr w:type="gramEnd"/>
             <w:r>
               <w:rPr>
                 <w:sz w:val="17"/>
@@ -1722,9 +1358,13 @@
     <w:p>
       <w:pPr>
         <w:spacing w:line="240" w:lineRule="auto"/>
+        <w:jc w:val="both"/>
       </w:pPr>
     </w:p>
     <w:p>
+      <w:pPr>
+        <w:jc w:val="both"/>
+      </w:pPr>
       <w:r>
         <w:rPr>
           <w:b/>
@@ -1735,6 +1375,7 @@
     <w:p>
       <w:pPr>
         <w:pStyle w:val="Listaconvietas"/>
+        <w:jc w:val="both"/>
       </w:pPr>
       <w:r>
         <w:t>Ruben Viasus: “conozco y acepto estos estándares”. Fecha: [COMPLETAR: fecha].</w:t>
@@ -1743,30 +1384,294 @@
     <w:p>
       <w:pPr>
         <w:pStyle w:val="Listaconvietas"/>
+        <w:jc w:val="both"/>
       </w:pPr>
       <w:r>
         <w:t>Julian Salamanca: “conozco y acepto estos estándares”. Fecha: [COMPLETAR: fecha].</w:t>
       </w:r>
     </w:p>
     <w:p>
-      <w:proofErr w:type="spellStart"/>
+      <w:pPr>
+        <w:jc w:val="both"/>
+      </w:pPr>
       <w:r>
         <w:rPr>
           <w:b/>
         </w:rPr>
-        <w:t>Commit</w:t>
-      </w:r>
-      <w:proofErr w:type="spellEnd"/>
+        <w:t>Commit sugerido:</w:t>
+      </w:r>
+      <w:r>
+        <w:t xml:space="preserve"> </w:t>
+      </w:r>
+      <w:r>
+        <w:rPr>
+          <w:rFonts w:ascii="Courier New" w:hAnsi="Courier New"/>
+          <w:sz w:val="20"/>
+        </w:rPr>
+        <w:t>docs(</w:t>
+      </w:r>
+      <w:r>
+        <w:rPr>
+          <w:rFonts w:ascii="Courier New" w:hAnsi="Courier New"/>
+          <w:sz w:val="20"/>
+        </w:rPr>
+        <w:t>estándares</w:t>
+      </w:r>
+      <w:r>
+        <w:rPr>
+          <w:rFonts w:ascii="Courier New" w:hAnsi="Courier New"/>
+          <w:sz w:val="20"/>
+        </w:rPr>
+        <w:t xml:space="preserve">): definir </w:t>
+      </w:r>
+      <w:r>
+        <w:rPr>
+          <w:rFonts w:ascii="Courier New" w:hAnsi="Courier New"/>
+          <w:sz w:val="20"/>
+        </w:rPr>
+        <w:t>estándares</w:t>
+      </w:r>
+      <w:r>
+        <w:rPr>
+          <w:rFonts w:ascii="Courier New" w:hAnsi="Courier New"/>
+          <w:sz w:val="20"/>
+        </w:rPr>
+        <w:t xml:space="preserve"> del equipo</w:t>
+      </w:r>
+    </w:p>
+    <w:p>
+      <w:pPr>
+        <w:pStyle w:val="Ttulo1"/>
+        <w:ind w:firstLine="0"/>
+        <w:jc w:val="both"/>
+      </w:pPr>
+      <w:r>
+        <w:lastRenderedPageBreak/>
+        <w:t>Versión para pegar en Word</w:t>
+      </w:r>
+    </w:p>
+    <w:p>
+      <w:pPr>
+        <w:jc w:val="both"/>
+      </w:pPr>
+      <w:r>
+        <w:t>Este bloque reproduce el contenido de este borrador. Puede copiarse a Word y aplicarse formato de títulos y tablas.</w:t>
+      </w:r>
+    </w:p>
+    <w:p>
+      <w:pPr>
+        <w:pStyle w:val="Ttulo2"/>
+        <w:ind w:firstLine="0"/>
+        <w:jc w:val="both"/>
+      </w:pPr>
+      <w:r>
+        <w:t>ESTANDARES.md — ParkFlow360</w:t>
+      </w:r>
+    </w:p>
+    <w:p>
+      <w:pPr>
+        <w:jc w:val="both"/>
+      </w:pPr>
+      <w:r>
+        <w:t>Curso: Gerencia de Software — Universidad Santo Tomás. Equipo: Ruben Viasus (frontend) y Julian Salamanca (backend / líder técnico). Repositorio declarado: https://github.com/JulianSalamanca-code/ParkFlow360.</w:t>
+      </w:r>
+    </w:p>
+    <w:p>
+      <w:pPr>
+        <w:jc w:val="both"/>
+      </w:pPr>
       <w:r>
         <w:rPr>
           <w:b/>
         </w:rPr>
-        <w:t xml:space="preserve"> sugerido:</w:t>
-      </w:r>
-      <w:r>
-        <w:t xml:space="preserve"> </w:t>
-      </w:r>
-      <w:proofErr w:type="spellStart"/>
+        <w:t>Nota de verificación:</w:t>
+      </w:r>
+      <w:r>
+        <w:t xml:space="preserve"> borrador pendiente de verificar contra el repositorio. No se reportan pruebas automatizadas ni CI como existentes.</w:t>
+      </w:r>
+    </w:p>
+    <w:p>
+      <w:pPr>
+        <w:pStyle w:val="Ttulo3"/>
+        <w:ind w:firstLine="0"/>
+        <w:jc w:val="both"/>
+      </w:pPr>
+      <w:r>
+        <w:t>Guía de estilo y nombres</w:t>
+      </w:r>
+    </w:p>
+    <w:p>
+      <w:pPr>
+        <w:jc w:val="both"/>
+      </w:pPr>
+      <w:r>
+        <w:t xml:space="preserve">Java: Google Java Style Guide; clases PascalCase, métodos/variables camelCase y constantes UPPER_SNAKE_CASE. TypeScript/Angular: Angular Style Guide; archivos y componentes kebab-case y clases PascalCase. SQL: snake_case, PK </w:t>
+      </w:r>
+      <w:r>
+        <w:rPr>
+          <w:rFonts w:ascii="Courier New" w:hAnsi="Courier New"/>
+          <w:sz w:val="20"/>
+        </w:rPr>
+        <w:t>id</w:t>
+      </w:r>
+      <w:r>
+        <w:t xml:space="preserve">, FK </w:t>
+      </w:r>
+      <w:r>
+        <w:rPr>
+          <w:rFonts w:ascii="Courier New" w:hAnsi="Courier New"/>
+          <w:sz w:val="20"/>
+        </w:rPr>
+        <w:t>[tabla]_id</w:t>
+      </w:r>
+      <w:r>
+        <w:t xml:space="preserve"> y migraciones </w:t>
+      </w:r>
+      <w:r>
+        <w:rPr>
+          <w:rFonts w:ascii="Courier New" w:hAnsi="Courier New"/>
+          <w:sz w:val="20"/>
+        </w:rPr>
+        <w:t>V[n]__[descripcion].sql</w:t>
+      </w:r>
+      <w:r>
+        <w:t>. Identificadores de código en inglés; documentación y textos de interfaz en español.</w:t>
+      </w:r>
+    </w:p>
+    <w:p>
+      <w:pPr>
+        <w:jc w:val="both"/>
+      </w:pPr>
+      <w:r>
+        <w:t xml:space="preserve">Prettier para frontend y Spotless o Checkstyle para backend están pendientes de verificación/configuración: </w:t>
+      </w:r>
+      <w:r>
+        <w:rPr>
+          <w:rFonts w:ascii="Courier New" w:hAnsi="Courier New"/>
+          <w:sz w:val="20"/>
+        </w:rPr>
+        <w:t>[COMPLETAR: configuración]</w:t>
+      </w:r>
+      <w:r>
+        <w:t xml:space="preserve">. Comandos: frontend </w:t>
+      </w:r>
+      <w:r>
+        <w:rPr>
+          <w:rFonts w:ascii="Courier New" w:hAnsi="Courier New"/>
+          <w:sz w:val="20"/>
+        </w:rPr>
+        <w:t>[COMPLETAR: comando npm]</w:t>
+      </w:r>
+      <w:r>
+        <w:t xml:space="preserve">; backend </w:t>
+      </w:r>
+      <w:r>
+        <w:rPr>
+          <w:rFonts w:ascii="Courier New" w:hAnsi="Courier New"/>
+          <w:sz w:val="20"/>
+        </w:rPr>
+        <w:t>[COMPLETAR: comando Maven]</w:t>
+      </w:r>
+      <w:r>
+        <w:t>.</w:t>
+      </w:r>
+    </w:p>
+    <w:p>
+      <w:pPr>
+        <w:jc w:val="both"/>
+      </w:pPr>
+      <w:r>
+        <w:t xml:space="preserve">Reglas ParkFlow360: (1) DTO termina en Request o Response; (2) servicio Angular usa </w:t>
+      </w:r>
+      <w:r>
+        <w:rPr>
+          <w:rFonts w:ascii="Courier New" w:hAnsi="Courier New"/>
+          <w:sz w:val="20"/>
+        </w:rPr>
+        <w:t>.service.ts</w:t>
+      </w:r>
+      <w:r>
+        <w:t xml:space="preserve"> y clase </w:t>
+      </w:r>
+      <w:r>
+        <w:rPr>
+          <w:rFonts w:ascii="Courier New" w:hAnsi="Courier New"/>
+          <w:sz w:val="20"/>
+        </w:rPr>
+        <w:t>...Service</w:t>
+      </w:r>
+      <w:r>
+        <w:t xml:space="preserve">; (3) tablas PostgreSQL plurales en snake_case, salvo excepción justificada en migración. Estructura declarada: backend </w:t>
+      </w:r>
+      <w:r>
+        <w:rPr>
+          <w:rFonts w:ascii="Courier New" w:hAnsi="Courier New"/>
+          <w:sz w:val="20"/>
+        </w:rPr>
+        <w:t>modulos/[nombre]/</w:t>
+      </w:r>
+      <w:r>
+        <w:t xml:space="preserve"> con Controller, Service, Repository, dto y entity; frontend </w:t>
+      </w:r>
+      <w:r>
+        <w:rPr>
+          <w:rFonts w:ascii="Courier New" w:hAnsi="Courier New"/>
+          <w:sz w:val="20"/>
+        </w:rPr>
+        <w:t>features/[nombre]/</w:t>
+      </w:r>
+      <w:r>
+        <w:t xml:space="preserve"> con components, services, models y rutas.</w:t>
+      </w:r>
+    </w:p>
+    <w:p>
+      <w:pPr>
+        <w:pStyle w:val="Ttulo3"/>
+        <w:ind w:firstLine="0"/>
+        <w:jc w:val="both"/>
+      </w:pPr>
+      <w:r>
+        <w:lastRenderedPageBreak/>
+        <w:t>Commits y ramas</w:t>
+      </w:r>
+    </w:p>
+    <w:p>
+      <w:pPr>
+        <w:jc w:val="both"/>
+      </w:pPr>
+      <w:r>
+        <w:t xml:space="preserve">Formato </w:t>
+      </w:r>
+      <w:r>
+        <w:rPr>
+          <w:rFonts w:ascii="Courier New" w:hAnsi="Courier New"/>
+          <w:sz w:val="20"/>
+        </w:rPr>
+        <w:t>tipo(alcance): descripción</w:t>
+      </w:r>
+      <w:r>
+        <w:t xml:space="preserve">; tipos </w:t>
+      </w:r>
+      <w:r>
+        <w:rPr>
+          <w:rFonts w:ascii="Courier New" w:hAnsi="Courier New"/>
+          <w:sz w:val="20"/>
+        </w:rPr>
+        <w:t>feat</w:t>
+      </w:r>
+      <w:r>
+        <w:t xml:space="preserve">, </w:t>
+      </w:r>
+      <w:r>
+        <w:rPr>
+          <w:rFonts w:ascii="Courier New" w:hAnsi="Courier New"/>
+          <w:sz w:val="20"/>
+        </w:rPr>
+        <w:t>fix</w:t>
+      </w:r>
+      <w:r>
+        <w:t xml:space="preserve">, </w:t>
+      </w:r>
       <w:r>
         <w:rPr>
           <w:rFonts w:ascii="Courier New" w:hAnsi="Courier New"/>
@@ -1774,23 +1679,456 @@
         </w:rPr>
         <w:t>docs</w:t>
       </w:r>
-      <w:proofErr w:type="spellEnd"/>
+      <w:r>
+        <w:t xml:space="preserve">, </w:t>
+      </w:r>
       <w:r>
         <w:rPr>
           <w:rFonts w:ascii="Courier New" w:hAnsi="Courier New"/>
           <w:sz w:val="20"/>
         </w:rPr>
-        <w:t>(</w:t>
-      </w:r>
-      <w:proofErr w:type="spellStart"/>
+        <w:t>style</w:t>
+      </w:r>
+      <w:r>
+        <w:t xml:space="preserve">, </w:t>
+      </w:r>
       <w:r>
         <w:rPr>
           <w:rFonts w:ascii="Courier New" w:hAnsi="Courier New"/>
           <w:sz w:val="20"/>
         </w:rPr>
-        <w:t>estandares</w:t>
-      </w:r>
-      <w:proofErr w:type="spellEnd"/>
+        <w:t>refactor</w:t>
+      </w:r>
+      <w:r>
+        <w:t xml:space="preserve">, </w:t>
+      </w:r>
+      <w:r>
+        <w:rPr>
+          <w:rFonts w:ascii="Courier New" w:hAnsi="Courier New"/>
+          <w:sz w:val="20"/>
+        </w:rPr>
+        <w:t>test</w:t>
+      </w:r>
+      <w:r>
+        <w:t xml:space="preserve">, </w:t>
+      </w:r>
+      <w:r>
+        <w:rPr>
+          <w:rFonts w:ascii="Courier New" w:hAnsi="Courier New"/>
+          <w:sz w:val="20"/>
+        </w:rPr>
+        <w:t>chore</w:t>
+      </w:r>
+      <w:r>
+        <w:t xml:space="preserve">; alcances </w:t>
+      </w:r>
+      <w:r>
+        <w:rPr>
+          <w:rFonts w:ascii="Courier New" w:hAnsi="Courier New"/>
+          <w:sz w:val="20"/>
+        </w:rPr>
+        <w:t>backend</w:t>
+      </w:r>
+      <w:r>
+        <w:t xml:space="preserve">, </w:t>
+      </w:r>
+      <w:r>
+        <w:rPr>
+          <w:rFonts w:ascii="Courier New" w:hAnsi="Courier New"/>
+          <w:sz w:val="20"/>
+        </w:rPr>
+        <w:t>frontend</w:t>
+      </w:r>
+      <w:r>
+        <w:t xml:space="preserve">, </w:t>
+      </w:r>
+      <w:r>
+        <w:rPr>
+          <w:rFonts w:ascii="Courier New" w:hAnsi="Courier New"/>
+          <w:sz w:val="20"/>
+        </w:rPr>
+        <w:t>db</w:t>
+      </w:r>
+      <w:r>
+        <w:t xml:space="preserve">, </w:t>
+      </w:r>
+      <w:r>
+        <w:rPr>
+          <w:rFonts w:ascii="Courier New" w:hAnsi="Courier New"/>
+          <w:sz w:val="20"/>
+        </w:rPr>
+        <w:t>deploy</w:t>
+      </w:r>
+      <w:r>
+        <w:t xml:space="preserve">, </w:t>
+      </w:r>
+      <w:r>
+        <w:rPr>
+          <w:rFonts w:ascii="Courier New" w:hAnsi="Courier New"/>
+          <w:sz w:val="20"/>
+        </w:rPr>
+        <w:t>docs</w:t>
+      </w:r>
+      <w:r>
+        <w:t xml:space="preserve">. Ramas: </w:t>
+      </w:r>
+      <w:r>
+        <w:rPr>
+          <w:rFonts w:ascii="Courier New" w:hAnsi="Courier New"/>
+          <w:sz w:val="20"/>
+        </w:rPr>
+        <w:t>main</w:t>
+      </w:r>
+      <w:r>
+        <w:t xml:space="preserve">, </w:t>
+      </w:r>
+      <w:r>
+        <w:rPr>
+          <w:rFonts w:ascii="Courier New" w:hAnsi="Courier New"/>
+          <w:sz w:val="20"/>
+        </w:rPr>
+        <w:t>dev</w:t>
+      </w:r>
+      <w:r>
+        <w:t xml:space="preserve">, </w:t>
+      </w:r>
+      <w:r>
+        <w:rPr>
+          <w:rFonts w:ascii="Courier New" w:hAnsi="Courier New"/>
+          <w:sz w:val="20"/>
+        </w:rPr>
+        <w:t>feat/[nombre]</w:t>
+      </w:r>
+      <w:r>
+        <w:t xml:space="preserve">, </w:t>
+      </w:r>
+      <w:r>
+        <w:rPr>
+          <w:rFonts w:ascii="Courier New" w:hAnsi="Courier New"/>
+          <w:sz w:val="20"/>
+        </w:rPr>
+        <w:t>fix/[nombre]</w:t>
+      </w:r>
+      <w:r>
+        <w:t xml:space="preserve">, </w:t>
+      </w:r>
+      <w:r>
+        <w:rPr>
+          <w:rFonts w:ascii="Courier New" w:hAnsi="Courier New"/>
+          <w:sz w:val="20"/>
+        </w:rPr>
+        <w:t>docs/[nombre]</w:t>
+      </w:r>
+      <w:r>
+        <w:t xml:space="preserve">. Un PR por rama hacia </w:t>
+      </w:r>
+      <w:r>
+        <w:rPr>
+          <w:rFonts w:ascii="Courier New" w:hAnsi="Courier New"/>
+          <w:sz w:val="20"/>
+        </w:rPr>
+        <w:t>dev</w:t>
+      </w:r>
+      <w:r>
+        <w:t xml:space="preserve">; al cerrar el sprint, PR de </w:t>
+      </w:r>
+      <w:r>
+        <w:rPr>
+          <w:rFonts w:ascii="Courier New" w:hAnsi="Courier New"/>
+          <w:sz w:val="20"/>
+        </w:rPr>
+        <w:t>dev</w:t>
+      </w:r>
+      <w:r>
+        <w:t xml:space="preserve"> hacia </w:t>
+      </w:r>
+      <w:r>
+        <w:rPr>
+          <w:rFonts w:ascii="Courier New" w:hAnsi="Courier New"/>
+          <w:sz w:val="20"/>
+        </w:rPr>
+        <w:t>main</w:t>
+      </w:r>
+      <w:r>
+        <w:t>. Commit y PR referencian la historia/tarea.</w:t>
+      </w:r>
+    </w:p>
+    <w:p>
+      <w:pPr>
+        <w:pStyle w:val="Ttulo3"/>
+        <w:ind w:firstLine="0"/>
+        <w:jc w:val="both"/>
+      </w:pPr>
+      <w:r>
+        <w:t>Definition of Ready</w:t>
+      </w:r>
+    </w:p>
+    <w:p>
+      <w:pPr>
+        <w:pStyle w:val="Listaconnmeros"/>
+        <w:jc w:val="both"/>
+      </w:pPr>
+      <w:r>
+        <w:t>Historia con ID, descripción y criterios Given/When/Then en GitHub Projects.</w:t>
+      </w:r>
+    </w:p>
+    <w:p>
+      <w:pPr>
+        <w:pStyle w:val="Listaconnmeros"/>
+        <w:jc w:val="both"/>
+      </w:pPr>
+      <w:r>
+        <w:t>Prioridad MoSCoW y estimación Fibonacci acordadas.</w:t>
+      </w:r>
+    </w:p>
+    <w:p>
+      <w:pPr>
+        <w:pStyle w:val="Listaconnmeros"/>
+        <w:jc w:val="both"/>
+      </w:pPr>
+      <w:r>
+        <w:t>Dependencias de API, datos y migraciones existentes o descritas.</w:t>
+      </w:r>
+    </w:p>
+    <w:p>
+      <w:pPr>
+        <w:pStyle w:val="Listaconnmeros"/>
+        <w:jc w:val="both"/>
+      </w:pPr>
+      <w:r>
+        <w:t>Criterios demostrables y trabajo realizable en un sprint; si no, dividir.</w:t>
+      </w:r>
+    </w:p>
+    <w:p>
+      <w:pPr>
+        <w:pStyle w:val="Listaconnmeros"/>
+        <w:jc w:val="both"/>
+      </w:pPr>
+      <w:r>
+        <w:t>Módulos y dependencias frontend/backend/BD identificados.</w:t>
+      </w:r>
+    </w:p>
+    <w:p>
+      <w:pPr>
+        <w:pStyle w:val="Ttulo3"/>
+        <w:ind w:firstLine="0"/>
+        <w:jc w:val="both"/>
+      </w:pPr>
+      <w:r>
+        <w:t>Definition of Done</w:t>
+      </w:r>
+    </w:p>
+    <w:p>
+      <w:pPr>
+        <w:pStyle w:val="Listaconnmeros"/>
+        <w:jc w:val="both"/>
+      </w:pPr>
+      <w:r>
+        <w:rPr>
+          <w:rFonts w:ascii="Courier New" w:hAnsi="Courier New"/>
+          <w:sz w:val="20"/>
+        </w:rPr>
+        <w:t>ng build</w:t>
+      </w:r>
+      <w:r>
+        <w:t xml:space="preserve"> y </w:t>
+      </w:r>
+      <w:r>
+        <w:rPr>
+          <w:rFonts w:ascii="Courier New" w:hAnsi="Courier New"/>
+          <w:sz w:val="20"/>
+        </w:rPr>
+        <w:t>mvn -f backend/pom.xml clean package</w:t>
+      </w:r>
+      <w:r>
+        <w:t xml:space="preserve"> sin error y resultado enlazado al PR.</w:t>
+      </w:r>
+    </w:p>
+    <w:p>
+      <w:pPr>
+        <w:pStyle w:val="Listaconnmeros"/>
+        <w:jc w:val="both"/>
+      </w:pPr>
+      <w:r>
+        <w:t xml:space="preserve">Pruebas JUnit/Jasmine/Karma pertinentes agregadas o actualizadas; configuración pendiente: </w:t>
+      </w:r>
+      <w:r>
+        <w:rPr>
+          <w:rFonts w:ascii="Courier New" w:hAnsi="Courier New"/>
+          <w:sz w:val="20"/>
+        </w:rPr>
+        <w:t>[COMPLETAR]</w:t>
+      </w:r>
+      <w:r>
+        <w:t>.</w:t>
+      </w:r>
+    </w:p>
+    <w:p>
+      <w:pPr>
+        <w:pStyle w:val="Listaconnmeros"/>
+        <w:jc w:val="both"/>
+      </w:pPr>
+      <w:r>
+        <w:t>Pruebas pertinentes ejecutadas y resultado enlazado; fallos conocidos clasificados.</w:t>
+      </w:r>
+    </w:p>
+    <w:p>
+      <w:pPr>
+        <w:pStyle w:val="Listaconnmeros"/>
+        <w:jc w:val="both"/>
+      </w:pPr>
+      <w:r>
+        <w:t>Evidencia para cada criterio de aceptación.</w:t>
+      </w:r>
+    </w:p>
+    <w:p>
+      <w:pPr>
+        <w:pStyle w:val="Listaconnmeros"/>
+        <w:jc w:val="both"/>
+      </w:pPr>
+      <w:r>
+        <w:t>Cambio de esquema acompañado por migración Flyway verificada en base de prueba; no alterar migraciones aplicadas sin plan.</w:t>
+      </w:r>
+    </w:p>
+    <w:p>
+      <w:pPr>
+        <w:pStyle w:val="Listaconnmeros"/>
+        <w:jc w:val="both"/>
+      </w:pPr>
+      <w:r>
+        <w:t>PR aprobado por el otro integrante, integrado sin conflictos y enlazado a la historia.</w:t>
+      </w:r>
+    </w:p>
+    <w:p>
+      <w:pPr>
+        <w:pStyle w:val="Listaconnmeros"/>
+        <w:jc w:val="both"/>
+      </w:pPr>
+      <w:r>
+        <w:t>Sin secretos en el repositorio; variables documentadas sin valores sensibles.</w:t>
+      </w:r>
+    </w:p>
+    <w:p>
+      <w:pPr>
+        <w:pStyle w:val="Listaconnmeros"/>
+        <w:jc w:val="both"/>
+      </w:pPr>
+      <w:r>
+        <w:lastRenderedPageBreak/>
+        <w:t>README/documentación actualizados cuando cambien instrucciones, endpoints o configuración.</w:t>
+      </w:r>
+    </w:p>
+    <w:p>
+      <w:pPr>
+        <w:jc w:val="both"/>
+      </w:pPr>
+      <w:r>
+        <w:t xml:space="preserve">Umbral de cobertura: </w:t>
+      </w:r>
+      <w:r>
+        <w:rPr>
+          <w:rFonts w:ascii="Courier New" w:hAnsi="Courier New"/>
+          <w:sz w:val="20"/>
+        </w:rPr>
+        <w:t>[COMPLETAR: porcentaje y herramienta]</w:t>
+      </w:r>
+      <w:r>
+        <w:t>, pendiente de configurar y medir.</w:t>
+      </w:r>
+    </w:p>
+    <w:p>
+      <w:pPr>
+        <w:pStyle w:val="Ttulo3"/>
+        <w:ind w:firstLine="0"/>
+        <w:jc w:val="both"/>
+      </w:pPr>
+      <w:r>
+        <w:t>Revisión y aceptación</w:t>
+      </w:r>
+    </w:p>
+    <w:p>
+      <w:pPr>
+        <w:jc w:val="both"/>
+      </w:pPr>
+      <w:r>
+        <w:t xml:space="preserve">Revisión cruzada obligatoria; nadie aprueba su propio PR. Plazo: </w:t>
+      </w:r>
+      <w:r>
+        <w:rPr>
+          <w:rFonts w:ascii="Courier New" w:hAnsi="Courier New"/>
+          <w:sz w:val="20"/>
+        </w:rPr>
+        <w:t>[COMPLETAR: horas hábiles]</w:t>
+      </w:r>
+      <w:r>
+        <w:t>. Bloquean: errores de compilación, prueba fallida, criterio incumplido, secretos, migración destructiva sin plan, PR sin descripción o historia. No bloquean por sí solos estilo menor, redacción de comentarios u optimización futura sin impacto actual. Un comentario por hallazgo, marcado bloqueante/no bloqueante; resolver bloqueantes antes de aprobar.</w:t>
+      </w:r>
+    </w:p>
+    <w:p>
+      <w:pPr>
+        <w:jc w:val="both"/>
+      </w:pPr>
+      <w:r>
+        <w:t xml:space="preserve">Los roles rotan por sprint: fecha </w:t>
+      </w:r>
+      <w:r>
+        <w:rPr>
+          <w:rFonts w:ascii="Courier New" w:hAnsi="Courier New"/>
+          <w:sz w:val="20"/>
+        </w:rPr>
+        <w:t>[COMPLETAR]</w:t>
+      </w:r>
+      <w:r>
+        <w:t xml:space="preserve">. Ruben Viasus: Redactor y Abogado del diablo; Julian Salamanca: Guardián de lo verificable y </w:t>
+      </w:r>
+      <w:r>
+        <w:t>responsable</w:t>
+      </w:r>
+      <w:r>
+        <w:t xml:space="preserve"> del repositorio. Aceptación: Ruben Viasus — “conozco y acepto estos estándares”, fecha </w:t>
+      </w:r>
+      <w:r>
+        <w:rPr>
+          <w:rFonts w:ascii="Courier New" w:hAnsi="Courier New"/>
+          <w:sz w:val="20"/>
+        </w:rPr>
+        <w:t>[COMPLETAR]</w:t>
+      </w:r>
+      <w:r>
+        <w:t xml:space="preserve">; Julian Salamanca — “conozco y acepto estos estándares”, fecha </w:t>
+      </w:r>
+      <w:r>
+        <w:rPr>
+          <w:rFonts w:ascii="Courier New" w:hAnsi="Courier New"/>
+          <w:sz w:val="20"/>
+        </w:rPr>
+        <w:t>[COMPLETAR]</w:t>
+      </w:r>
+      <w:r>
+        <w:t>.</w:t>
+      </w:r>
+    </w:p>
+    <w:p>
+      <w:pPr>
+        <w:jc w:val="both"/>
+      </w:pPr>
+      <w:r>
+        <w:t xml:space="preserve">Commit sugerido: </w:t>
+      </w:r>
+      <w:r>
+        <w:rPr>
+          <w:rFonts w:ascii="Courier New" w:hAnsi="Courier New"/>
+          <w:sz w:val="20"/>
+        </w:rPr>
+        <w:t>docs(</w:t>
+      </w:r>
+      <w:r>
+        <w:rPr>
+          <w:rFonts w:ascii="Courier New" w:hAnsi="Courier New"/>
+          <w:sz w:val="20"/>
+        </w:rPr>
+        <w:t>estándares</w:t>
+      </w:r>
       <w:r>
         <w:rPr>
           <w:rFonts w:ascii="Courier New" w:hAnsi="Courier New"/>
@@ -1798,1020 +2136,13 @@
         </w:rPr>
         <w:t xml:space="preserve">): definir </w:t>
       </w:r>
-      <w:proofErr w:type="spellStart"/>
       <w:r>
         <w:rPr>
           <w:rFonts w:ascii="Courier New" w:hAnsi="Courier New"/>
           <w:sz w:val="20"/>
         </w:rPr>
-        <w:t>estandares</w:t>
-      </w:r>
-      <w:proofErr w:type="spellEnd"/>
-      <w:r>
-        <w:rPr>
-          <w:rFonts w:ascii="Courier New" w:hAnsi="Courier New"/>
-          <w:sz w:val="20"/>
-        </w:rPr>
-        <w:t xml:space="preserve"> del equipo</w:t>
-      </w:r>
-    </w:p>
-    <w:p>
-      <w:pPr>
-        <w:pStyle w:val="Ttulo1"/>
-        <w:ind w:firstLine="0"/>
-        <w:jc w:val="center"/>
-      </w:pPr>
-      <w:r>
-        <w:lastRenderedPageBreak/>
-        <w:t>Versión para pegar en Word</w:t>
-      </w:r>
-    </w:p>
-    <w:p>
-      <w:r>
-        <w:t>Este bloque reproduce el contenido de este borrador. Puede copiarse a Word y aplicarse formato de títulos y tablas.</w:t>
-      </w:r>
-    </w:p>
-    <w:p>
-      <w:pPr>
-        <w:pStyle w:val="Ttulo2"/>
-        <w:ind w:firstLine="0"/>
-      </w:pPr>
-      <w:r>
-        <w:t>ESTANDARES.md — ParkFlow360</w:t>
-      </w:r>
-    </w:p>
-    <w:p>
-      <w:r>
-        <w:t>Curso: Gerencia de Software — Universidad Santo Tomás. Equipo: Ruben Viasus (frontend) y Julian Salamanca (backend / líder técnico). Repositorio declarado: https://github.com/JulianSalamanca-code/ParkFlow360.</w:t>
-      </w:r>
-    </w:p>
-    <w:p>
-      <w:r>
-        <w:rPr>
-          <w:b/>
-        </w:rPr>
-        <w:t>Nota de verificación:</w:t>
-      </w:r>
-      <w:r>
-        <w:t xml:space="preserve"> borrador pendiente de verificar contra el repositorio. No se reportan pruebas automatizadas ni CI como existentes.</w:t>
-      </w:r>
-    </w:p>
-    <w:p>
-      <w:pPr>
-        <w:pStyle w:val="Ttulo3"/>
-        <w:ind w:firstLine="0"/>
-      </w:pPr>
-      <w:r>
-        <w:t>Guía de estilo y nombres</w:t>
-      </w:r>
-    </w:p>
-    <w:p>
-      <w:r>
-        <w:t xml:space="preserve">Java: Google Java Style Guide; clases </w:t>
-      </w:r>
-      <w:proofErr w:type="spellStart"/>
-      <w:r>
-        <w:t>PascalCase</w:t>
-      </w:r>
-      <w:proofErr w:type="spellEnd"/>
-      <w:r>
-        <w:t xml:space="preserve">, métodos/variables </w:t>
-      </w:r>
-      <w:proofErr w:type="spellStart"/>
-      <w:r>
-        <w:t>camelCase</w:t>
-      </w:r>
-      <w:proofErr w:type="spellEnd"/>
-      <w:r>
-        <w:t xml:space="preserve"> y constantes UPPER_SNAKE_CASE. TypeScript/Angular: Angular Style Guide; archivos y componentes kebab-case y clases </w:t>
-      </w:r>
-      <w:proofErr w:type="spellStart"/>
-      <w:r>
-        <w:t>PascalCase</w:t>
-      </w:r>
-      <w:proofErr w:type="spellEnd"/>
-      <w:r>
-        <w:t xml:space="preserve">. SQL: </w:t>
-      </w:r>
-      <w:proofErr w:type="spellStart"/>
-      <w:r>
-        <w:t>snake_case</w:t>
-      </w:r>
-      <w:proofErr w:type="spellEnd"/>
-      <w:r>
-        <w:t xml:space="preserve">, PK </w:t>
-      </w:r>
-      <w:r>
-        <w:rPr>
-          <w:rFonts w:ascii="Courier New" w:hAnsi="Courier New"/>
-          <w:sz w:val="20"/>
-        </w:rPr>
-        <w:t>id</w:t>
-      </w:r>
-      <w:r>
-        <w:t xml:space="preserve">, FK </w:t>
-      </w:r>
-      <w:r>
-        <w:rPr>
-          <w:rFonts w:ascii="Courier New" w:hAnsi="Courier New"/>
-          <w:sz w:val="20"/>
-        </w:rPr>
-        <w:t>[tabla]_id</w:t>
-      </w:r>
-      <w:r>
-        <w:t xml:space="preserve"> y migraciones </w:t>
-      </w:r>
-      <w:r>
-        <w:rPr>
-          <w:rFonts w:ascii="Courier New" w:hAnsi="Courier New"/>
-          <w:sz w:val="20"/>
-        </w:rPr>
-        <w:t>V[n]__[</w:t>
-      </w:r>
-      <w:proofErr w:type="spellStart"/>
-      <w:r>
-        <w:rPr>
-          <w:rFonts w:ascii="Courier New" w:hAnsi="Courier New"/>
-          <w:sz w:val="20"/>
-        </w:rPr>
-        <w:t>descripcion</w:t>
-      </w:r>
-      <w:proofErr w:type="spellEnd"/>
-      <w:r>
-        <w:rPr>
-          <w:rFonts w:ascii="Courier New" w:hAnsi="Courier New"/>
-          <w:sz w:val="20"/>
-        </w:rPr>
-        <w:t>].sql</w:t>
-      </w:r>
-      <w:r>
-        <w:t>. Identificadores de código en inglés; documentación y textos de interfaz en español.</w:t>
-      </w:r>
-    </w:p>
-    <w:p>
-      <w:proofErr w:type="spellStart"/>
-      <w:r>
-        <w:t>Prettier</w:t>
-      </w:r>
-      <w:proofErr w:type="spellEnd"/>
-      <w:r>
-        <w:t xml:space="preserve"> para frontend y </w:t>
-      </w:r>
-      <w:proofErr w:type="spellStart"/>
-      <w:r>
-        <w:t>Spotless</w:t>
-      </w:r>
-      <w:proofErr w:type="spellEnd"/>
-      <w:r>
-        <w:t xml:space="preserve"> o </w:t>
-      </w:r>
-      <w:proofErr w:type="spellStart"/>
-      <w:r>
-        <w:t>Checkstyle</w:t>
-      </w:r>
-      <w:proofErr w:type="spellEnd"/>
-      <w:r>
-        <w:t xml:space="preserve"> para backend están pendientes de verificación/configuración: </w:t>
-      </w:r>
-      <w:r>
-        <w:rPr>
-          <w:rFonts w:ascii="Courier New" w:hAnsi="Courier New"/>
-          <w:sz w:val="20"/>
-        </w:rPr>
-        <w:t>[COMPLETAR: configuración]</w:t>
-      </w:r>
-      <w:r>
-        <w:t xml:space="preserve">. Comandos: frontend </w:t>
-      </w:r>
-      <w:r>
-        <w:rPr>
-          <w:rFonts w:ascii="Courier New" w:hAnsi="Courier New"/>
-          <w:sz w:val="20"/>
-        </w:rPr>
-        <w:t xml:space="preserve">[COMPLETAR: comando </w:t>
-      </w:r>
-      <w:proofErr w:type="spellStart"/>
-      <w:r>
-        <w:rPr>
-          <w:rFonts w:ascii="Courier New" w:hAnsi="Courier New"/>
-          <w:sz w:val="20"/>
-        </w:rPr>
-        <w:t>npm</w:t>
-      </w:r>
-      <w:proofErr w:type="spellEnd"/>
-      <w:r>
-        <w:rPr>
-          <w:rFonts w:ascii="Courier New" w:hAnsi="Courier New"/>
-          <w:sz w:val="20"/>
-        </w:rPr>
-        <w:t>]</w:t>
-      </w:r>
-      <w:r>
-        <w:t xml:space="preserve">; backend </w:t>
-      </w:r>
-      <w:r>
-        <w:rPr>
-          <w:rFonts w:ascii="Courier New" w:hAnsi="Courier New"/>
-          <w:sz w:val="20"/>
-        </w:rPr>
-        <w:t>[COMPLETAR: comando Maven]</w:t>
-      </w:r>
-      <w:r>
-        <w:t>.</w:t>
-      </w:r>
-    </w:p>
-    <w:p>
-      <w:r>
-        <w:t xml:space="preserve">Reglas ParkFlow360: (1) DTO termina en </w:t>
-      </w:r>
-      <w:proofErr w:type="spellStart"/>
-      <w:r>
-        <w:t>Request</w:t>
-      </w:r>
-      <w:proofErr w:type="spellEnd"/>
-      <w:r>
-        <w:t xml:space="preserve"> o Response; (2) servicio Angular </w:t>
-      </w:r>
-      <w:proofErr w:type="gramStart"/>
-      <w:r>
-        <w:t xml:space="preserve">usa </w:t>
-      </w:r>
-      <w:r>
-        <w:rPr>
-          <w:rFonts w:ascii="Courier New" w:hAnsi="Courier New"/>
-          <w:sz w:val="20"/>
-        </w:rPr>
-        <w:t>.</w:t>
-      </w:r>
-      <w:proofErr w:type="spellStart"/>
-      <w:r>
-        <w:rPr>
-          <w:rFonts w:ascii="Courier New" w:hAnsi="Courier New"/>
-          <w:sz w:val="20"/>
-        </w:rPr>
-        <w:t>service</w:t>
-      </w:r>
-      <w:proofErr w:type="gramEnd"/>
-      <w:r>
-        <w:rPr>
-          <w:rFonts w:ascii="Courier New" w:hAnsi="Courier New"/>
-          <w:sz w:val="20"/>
-        </w:rPr>
-        <w:t>.ts</w:t>
-      </w:r>
-      <w:proofErr w:type="spellEnd"/>
-      <w:r>
-        <w:t xml:space="preserve"> y clase </w:t>
-      </w:r>
-      <w:r>
-        <w:rPr>
-          <w:rFonts w:ascii="Courier New" w:hAnsi="Courier New"/>
-          <w:sz w:val="20"/>
-        </w:rPr>
-        <w:t>...Service</w:t>
-      </w:r>
-      <w:r>
-        <w:t xml:space="preserve">; (3) tablas PostgreSQL plurales en </w:t>
-      </w:r>
-      <w:proofErr w:type="spellStart"/>
-      <w:r>
-        <w:t>snake_case</w:t>
-      </w:r>
-      <w:proofErr w:type="spellEnd"/>
-      <w:r>
-        <w:t xml:space="preserve">, salvo excepción justificada en migración. Estructura declarada: backend </w:t>
-      </w:r>
-      <w:proofErr w:type="spellStart"/>
-      <w:r>
-        <w:rPr>
-          <w:rFonts w:ascii="Courier New" w:hAnsi="Courier New"/>
-          <w:sz w:val="20"/>
-        </w:rPr>
-        <w:t>modulos</w:t>
-      </w:r>
-      <w:proofErr w:type="spellEnd"/>
-      <w:r>
-        <w:rPr>
-          <w:rFonts w:ascii="Courier New" w:hAnsi="Courier New"/>
-          <w:sz w:val="20"/>
-        </w:rPr>
-        <w:t>/[nombre]/</w:t>
-      </w:r>
-      <w:r>
-        <w:t xml:space="preserve"> con </w:t>
-      </w:r>
-      <w:proofErr w:type="spellStart"/>
-      <w:r>
-        <w:t>Controller</w:t>
-      </w:r>
-      <w:proofErr w:type="spellEnd"/>
-      <w:r>
-        <w:t xml:space="preserve">, Service, </w:t>
-      </w:r>
-      <w:proofErr w:type="spellStart"/>
-      <w:r>
-        <w:t>Repository</w:t>
-      </w:r>
-      <w:proofErr w:type="spellEnd"/>
-      <w:r>
-        <w:t xml:space="preserve">, </w:t>
-      </w:r>
-      <w:proofErr w:type="spellStart"/>
-      <w:r>
-        <w:t>dto</w:t>
-      </w:r>
-      <w:proofErr w:type="spellEnd"/>
-      <w:r>
-        <w:t xml:space="preserve"> y </w:t>
-      </w:r>
-      <w:proofErr w:type="spellStart"/>
-      <w:r>
-        <w:t>entity</w:t>
-      </w:r>
-      <w:proofErr w:type="spellEnd"/>
-      <w:r>
-        <w:t xml:space="preserve">; frontend </w:t>
-      </w:r>
-      <w:proofErr w:type="spellStart"/>
-      <w:r>
-        <w:rPr>
-          <w:rFonts w:ascii="Courier New" w:hAnsi="Courier New"/>
-          <w:sz w:val="20"/>
-        </w:rPr>
-        <w:t>features</w:t>
-      </w:r>
-      <w:proofErr w:type="spellEnd"/>
-      <w:r>
-        <w:rPr>
-          <w:rFonts w:ascii="Courier New" w:hAnsi="Courier New"/>
-          <w:sz w:val="20"/>
-        </w:rPr>
-        <w:t>/[nombre]/</w:t>
-      </w:r>
-      <w:r>
-        <w:t xml:space="preserve"> con </w:t>
-      </w:r>
-      <w:proofErr w:type="spellStart"/>
-      <w:r>
-        <w:t>components</w:t>
-      </w:r>
-      <w:proofErr w:type="spellEnd"/>
-      <w:r>
-        <w:t xml:space="preserve">, </w:t>
-      </w:r>
-      <w:proofErr w:type="spellStart"/>
-      <w:r>
-        <w:t>services</w:t>
-      </w:r>
-      <w:proofErr w:type="spellEnd"/>
-      <w:r>
-        <w:t xml:space="preserve">, </w:t>
-      </w:r>
-      <w:proofErr w:type="spellStart"/>
-      <w:r>
-        <w:t>models</w:t>
-      </w:r>
-      <w:proofErr w:type="spellEnd"/>
-      <w:r>
-        <w:t xml:space="preserve"> y rutas.</w:t>
-      </w:r>
-    </w:p>
-    <w:p>
-      <w:pPr>
-        <w:pStyle w:val="Ttulo3"/>
-        <w:ind w:firstLine="0"/>
-      </w:pPr>
-      <w:proofErr w:type="spellStart"/>
-      <w:r>
-        <w:lastRenderedPageBreak/>
-        <w:t>Commits</w:t>
-      </w:r>
-      <w:proofErr w:type="spellEnd"/>
-      <w:r>
-        <w:t xml:space="preserve"> y ramas</w:t>
-      </w:r>
-    </w:p>
-    <w:p>
-      <w:r>
-        <w:t xml:space="preserve">Formato </w:t>
-      </w:r>
-      <w:r>
-        <w:rPr>
-          <w:rFonts w:ascii="Courier New" w:hAnsi="Courier New"/>
-          <w:sz w:val="20"/>
-        </w:rPr>
-        <w:t>tipo(alcance): descripción</w:t>
-      </w:r>
-      <w:r>
-        <w:t xml:space="preserve">; tipos </w:t>
-      </w:r>
-      <w:proofErr w:type="spellStart"/>
-      <w:r>
-        <w:rPr>
-          <w:rFonts w:ascii="Courier New" w:hAnsi="Courier New"/>
-          <w:sz w:val="20"/>
-        </w:rPr>
-        <w:t>feat</w:t>
-      </w:r>
-      <w:proofErr w:type="spellEnd"/>
-      <w:r>
-        <w:t xml:space="preserve">, </w:t>
-      </w:r>
-      <w:proofErr w:type="spellStart"/>
-      <w:r>
-        <w:rPr>
-          <w:rFonts w:ascii="Courier New" w:hAnsi="Courier New"/>
-          <w:sz w:val="20"/>
-        </w:rPr>
-        <w:t>fix</w:t>
-      </w:r>
-      <w:proofErr w:type="spellEnd"/>
-      <w:r>
-        <w:t xml:space="preserve">, </w:t>
-      </w:r>
-      <w:proofErr w:type="spellStart"/>
-      <w:r>
-        <w:rPr>
-          <w:rFonts w:ascii="Courier New" w:hAnsi="Courier New"/>
-          <w:sz w:val="20"/>
-        </w:rPr>
-        <w:t>docs</w:t>
-      </w:r>
-      <w:proofErr w:type="spellEnd"/>
-      <w:r>
-        <w:t xml:space="preserve">, </w:t>
-      </w:r>
-      <w:proofErr w:type="spellStart"/>
-      <w:r>
-        <w:rPr>
-          <w:rFonts w:ascii="Courier New" w:hAnsi="Courier New"/>
-          <w:sz w:val="20"/>
-        </w:rPr>
-        <w:t>style</w:t>
-      </w:r>
-      <w:proofErr w:type="spellEnd"/>
-      <w:r>
-        <w:t xml:space="preserve">, </w:t>
-      </w:r>
-      <w:proofErr w:type="spellStart"/>
-      <w:r>
-        <w:rPr>
-          <w:rFonts w:ascii="Courier New" w:hAnsi="Courier New"/>
-          <w:sz w:val="20"/>
-        </w:rPr>
-        <w:t>refactor</w:t>
-      </w:r>
-      <w:proofErr w:type="spellEnd"/>
-      <w:r>
-        <w:t xml:space="preserve">, </w:t>
-      </w:r>
-      <w:r>
-        <w:rPr>
-          <w:rFonts w:ascii="Courier New" w:hAnsi="Courier New"/>
-          <w:sz w:val="20"/>
-        </w:rPr>
-        <w:t>test</w:t>
-      </w:r>
-      <w:r>
-        <w:t xml:space="preserve">, </w:t>
-      </w:r>
-      <w:r>
-        <w:rPr>
-          <w:rFonts w:ascii="Courier New" w:hAnsi="Courier New"/>
-          <w:sz w:val="20"/>
-        </w:rPr>
-        <w:t>chore</w:t>
-      </w:r>
-      <w:r>
-        <w:t xml:space="preserve">; alcances </w:t>
-      </w:r>
-      <w:r>
-        <w:rPr>
-          <w:rFonts w:ascii="Courier New" w:hAnsi="Courier New"/>
-          <w:sz w:val="20"/>
-        </w:rPr>
-        <w:t>backend</w:t>
-      </w:r>
-      <w:r>
-        <w:t xml:space="preserve">, </w:t>
-      </w:r>
-      <w:r>
-        <w:rPr>
-          <w:rFonts w:ascii="Courier New" w:hAnsi="Courier New"/>
-          <w:sz w:val="20"/>
-        </w:rPr>
-        <w:t>frontend</w:t>
-      </w:r>
-      <w:r>
-        <w:t xml:space="preserve">, </w:t>
-      </w:r>
-      <w:proofErr w:type="spellStart"/>
-      <w:r>
-        <w:rPr>
-          <w:rFonts w:ascii="Courier New" w:hAnsi="Courier New"/>
-          <w:sz w:val="20"/>
-        </w:rPr>
-        <w:t>db</w:t>
-      </w:r>
-      <w:proofErr w:type="spellEnd"/>
-      <w:r>
-        <w:t xml:space="preserve">, </w:t>
-      </w:r>
-      <w:proofErr w:type="spellStart"/>
-      <w:r>
-        <w:rPr>
-          <w:rFonts w:ascii="Courier New" w:hAnsi="Courier New"/>
-          <w:sz w:val="20"/>
-        </w:rPr>
-        <w:t>deploy</w:t>
-      </w:r>
-      <w:proofErr w:type="spellEnd"/>
-      <w:r>
-        <w:t xml:space="preserve">, </w:t>
-      </w:r>
-      <w:r>
-        <w:rPr>
-          <w:rFonts w:ascii="Courier New" w:hAnsi="Courier New"/>
-          <w:sz w:val="20"/>
-        </w:rPr>
-        <w:t>docs</w:t>
-      </w:r>
-      <w:r>
-        <w:t xml:space="preserve">. Ramas: </w:t>
-      </w:r>
-      <w:r>
-        <w:rPr>
-          <w:rFonts w:ascii="Courier New" w:hAnsi="Courier New"/>
-          <w:sz w:val="20"/>
-        </w:rPr>
-        <w:t>main</w:t>
-      </w:r>
-      <w:r>
-        <w:t xml:space="preserve">, </w:t>
-      </w:r>
-      <w:proofErr w:type="spellStart"/>
-      <w:r>
-        <w:rPr>
-          <w:rFonts w:ascii="Courier New" w:hAnsi="Courier New"/>
-          <w:sz w:val="20"/>
-        </w:rPr>
-        <w:t>dev</w:t>
-      </w:r>
-      <w:proofErr w:type="spellEnd"/>
-      <w:r>
-        <w:t xml:space="preserve">, </w:t>
-      </w:r>
-      <w:proofErr w:type="spellStart"/>
-      <w:r>
-        <w:rPr>
-          <w:rFonts w:ascii="Courier New" w:hAnsi="Courier New"/>
-          <w:sz w:val="20"/>
-        </w:rPr>
-        <w:t>feat</w:t>
-      </w:r>
-      <w:proofErr w:type="spellEnd"/>
-      <w:r>
-        <w:rPr>
-          <w:rFonts w:ascii="Courier New" w:hAnsi="Courier New"/>
-          <w:sz w:val="20"/>
-        </w:rPr>
-        <w:t>/[nombre]</w:t>
-      </w:r>
-      <w:r>
-        <w:t xml:space="preserve">, </w:t>
-      </w:r>
-      <w:proofErr w:type="spellStart"/>
-      <w:r>
-        <w:rPr>
-          <w:rFonts w:ascii="Courier New" w:hAnsi="Courier New"/>
-          <w:sz w:val="20"/>
-        </w:rPr>
-        <w:t>fix</w:t>
-      </w:r>
-      <w:proofErr w:type="spellEnd"/>
-      <w:r>
-        <w:rPr>
-          <w:rFonts w:ascii="Courier New" w:hAnsi="Courier New"/>
-          <w:sz w:val="20"/>
-        </w:rPr>
-        <w:t>/[nombre]</w:t>
-      </w:r>
-      <w:r>
-        <w:t xml:space="preserve">, </w:t>
-      </w:r>
-      <w:proofErr w:type="spellStart"/>
-      <w:r>
-        <w:rPr>
-          <w:rFonts w:ascii="Courier New" w:hAnsi="Courier New"/>
-          <w:sz w:val="20"/>
-        </w:rPr>
-        <w:t>docs</w:t>
-      </w:r>
-      <w:proofErr w:type="spellEnd"/>
-      <w:r>
-        <w:rPr>
-          <w:rFonts w:ascii="Courier New" w:hAnsi="Courier New"/>
-          <w:sz w:val="20"/>
-        </w:rPr>
-        <w:t>/[nombre]</w:t>
-      </w:r>
-      <w:r>
-        <w:t xml:space="preserve">. Un PR por rama hacia </w:t>
-      </w:r>
-      <w:proofErr w:type="spellStart"/>
-      <w:r>
-        <w:rPr>
-          <w:rFonts w:ascii="Courier New" w:hAnsi="Courier New"/>
-          <w:sz w:val="20"/>
-        </w:rPr>
-        <w:t>dev</w:t>
-      </w:r>
-      <w:proofErr w:type="spellEnd"/>
-      <w:r>
-        <w:t xml:space="preserve">; al cerrar el sprint, PR de </w:t>
-      </w:r>
-      <w:proofErr w:type="spellStart"/>
-      <w:r>
-        <w:rPr>
-          <w:rFonts w:ascii="Courier New" w:hAnsi="Courier New"/>
-          <w:sz w:val="20"/>
-        </w:rPr>
-        <w:t>dev</w:t>
-      </w:r>
-      <w:proofErr w:type="spellEnd"/>
-      <w:r>
-        <w:t xml:space="preserve"> hacia </w:t>
-      </w:r>
-      <w:r>
-        <w:rPr>
-          <w:rFonts w:ascii="Courier New" w:hAnsi="Courier New"/>
-          <w:sz w:val="20"/>
-        </w:rPr>
-        <w:t>main</w:t>
-      </w:r>
-      <w:r>
-        <w:t xml:space="preserve">. </w:t>
-      </w:r>
-      <w:proofErr w:type="spellStart"/>
-      <w:r>
-        <w:t>Commit</w:t>
-      </w:r>
-      <w:proofErr w:type="spellEnd"/>
-      <w:r>
-        <w:t xml:space="preserve"> y PR referencian la historia/tarea.</w:t>
-      </w:r>
-    </w:p>
-    <w:p>
-      <w:pPr>
-        <w:pStyle w:val="Ttulo3"/>
-        <w:ind w:firstLine="0"/>
-      </w:pPr>
-      <w:proofErr w:type="spellStart"/>
-      <w:r>
-        <w:t>Definition</w:t>
-      </w:r>
-      <w:proofErr w:type="spellEnd"/>
-      <w:r>
-        <w:t xml:space="preserve"> of Ready</w:t>
-      </w:r>
-    </w:p>
-    <w:p>
-      <w:pPr>
-        <w:pStyle w:val="Listaconnmeros"/>
-      </w:pPr>
-      <w:r>
-        <w:t>Historia con ID, descripción y criterios Given/</w:t>
-      </w:r>
-      <w:proofErr w:type="spellStart"/>
-      <w:r>
-        <w:t>When</w:t>
-      </w:r>
-      <w:proofErr w:type="spellEnd"/>
-      <w:r>
-        <w:t>/Then en GitHub Projects.</w:t>
-      </w:r>
-    </w:p>
-    <w:p>
-      <w:pPr>
-        <w:pStyle w:val="Listaconnmeros"/>
-      </w:pPr>
-      <w:r>
-        <w:t>Prioridad MoSCoW y estimación Fibonacci acordadas.</w:t>
-      </w:r>
-    </w:p>
-    <w:p>
-      <w:pPr>
-        <w:pStyle w:val="Listaconnmeros"/>
-      </w:pPr>
-      <w:r>
-        <w:t>Dependencias de API, datos y migraciones existentes o descritas.</w:t>
-      </w:r>
-    </w:p>
-    <w:p>
-      <w:pPr>
-        <w:pStyle w:val="Listaconnmeros"/>
-      </w:pPr>
-      <w:r>
-        <w:t>Criterios demostrables y trabajo realizable en un sprint; si no, dividir.</w:t>
-      </w:r>
-    </w:p>
-    <w:p>
-      <w:pPr>
-        <w:pStyle w:val="Listaconnmeros"/>
-      </w:pPr>
-      <w:r>
-        <w:t>Módulos y dependencias frontend/backend/BD identificados.</w:t>
-      </w:r>
-    </w:p>
-    <w:p>
-      <w:pPr>
-        <w:pStyle w:val="Ttulo3"/>
-        <w:ind w:firstLine="0"/>
-      </w:pPr>
-      <w:proofErr w:type="spellStart"/>
-      <w:r>
-        <w:t>Definition</w:t>
-      </w:r>
-      <w:proofErr w:type="spellEnd"/>
-      <w:r>
-        <w:t xml:space="preserve"> of Done</w:t>
-      </w:r>
-    </w:p>
-    <w:p>
-      <w:pPr>
-        <w:pStyle w:val="Listaconnmeros"/>
-      </w:pPr>
-      <w:r>
-        <w:rPr>
-          <w:rFonts w:ascii="Courier New" w:hAnsi="Courier New"/>
-          <w:sz w:val="20"/>
-        </w:rPr>
-        <w:t xml:space="preserve">ng </w:t>
-      </w:r>
-      <w:proofErr w:type="spellStart"/>
-      <w:r>
-        <w:rPr>
-          <w:rFonts w:ascii="Courier New" w:hAnsi="Courier New"/>
-          <w:sz w:val="20"/>
-        </w:rPr>
-        <w:t>build</w:t>
-      </w:r>
-      <w:proofErr w:type="spellEnd"/>
-      <w:r>
-        <w:t xml:space="preserve"> y </w:t>
-      </w:r>
-      <w:proofErr w:type="spellStart"/>
-      <w:r>
-        <w:rPr>
-          <w:rFonts w:ascii="Courier New" w:hAnsi="Courier New"/>
-          <w:sz w:val="20"/>
-        </w:rPr>
-        <w:t>mvn</w:t>
-      </w:r>
-      <w:proofErr w:type="spellEnd"/>
-      <w:r>
-        <w:rPr>
-          <w:rFonts w:ascii="Courier New" w:hAnsi="Courier New"/>
-          <w:sz w:val="20"/>
-        </w:rPr>
-        <w:t xml:space="preserve"> -f backend/pom.xml </w:t>
-      </w:r>
-      <w:proofErr w:type="spellStart"/>
-      <w:r>
-        <w:rPr>
-          <w:rFonts w:ascii="Courier New" w:hAnsi="Courier New"/>
-          <w:sz w:val="20"/>
-        </w:rPr>
-        <w:t>clean</w:t>
-      </w:r>
-      <w:proofErr w:type="spellEnd"/>
-      <w:r>
-        <w:rPr>
-          <w:rFonts w:ascii="Courier New" w:hAnsi="Courier New"/>
-          <w:sz w:val="20"/>
-        </w:rPr>
-        <w:t xml:space="preserve"> </w:t>
-      </w:r>
-      <w:proofErr w:type="spellStart"/>
-      <w:r>
-        <w:rPr>
-          <w:rFonts w:ascii="Courier New" w:hAnsi="Courier New"/>
-          <w:sz w:val="20"/>
-        </w:rPr>
-        <w:t>package</w:t>
-      </w:r>
-      <w:proofErr w:type="spellEnd"/>
-      <w:r>
-        <w:t xml:space="preserve"> sin error y resultado enlazado al PR.</w:t>
-      </w:r>
-    </w:p>
-    <w:p>
-      <w:pPr>
-        <w:pStyle w:val="Listaconnmeros"/>
-      </w:pPr>
-      <w:r>
-        <w:t xml:space="preserve">Pruebas </w:t>
-      </w:r>
-      <w:proofErr w:type="spellStart"/>
-      <w:r>
-        <w:t>JUnit</w:t>
-      </w:r>
-      <w:proofErr w:type="spellEnd"/>
-      <w:r>
-        <w:t xml:space="preserve">/Jasmine/Karma pertinentes agregadas o actualizadas; configuración pendiente: </w:t>
-      </w:r>
-      <w:r>
-        <w:rPr>
-          <w:rFonts w:ascii="Courier New" w:hAnsi="Courier New"/>
-          <w:sz w:val="20"/>
-        </w:rPr>
-        <w:t>[COMPLETAR]</w:t>
-      </w:r>
-      <w:r>
-        <w:t>.</w:t>
-      </w:r>
-    </w:p>
-    <w:p>
-      <w:pPr>
-        <w:pStyle w:val="Listaconnmeros"/>
-      </w:pPr>
-      <w:r>
-        <w:t>Pruebas pertinentes ejecutadas y resultado enlazado; fallos conocidos clasificados.</w:t>
-      </w:r>
-    </w:p>
-    <w:p>
-      <w:pPr>
-        <w:pStyle w:val="Listaconnmeros"/>
-      </w:pPr>
-      <w:r>
-        <w:t>Evidencia para cada criterio de aceptación.</w:t>
-      </w:r>
-    </w:p>
-    <w:p>
-      <w:pPr>
-        <w:pStyle w:val="Listaconnmeros"/>
-      </w:pPr>
-      <w:r>
-        <w:t>Cambio de esquema acompañado por migración Flyway verificada en base de prueba; no alterar migraciones aplicadas sin plan.</w:t>
-      </w:r>
-    </w:p>
-    <w:p>
-      <w:pPr>
-        <w:pStyle w:val="Listaconnmeros"/>
-      </w:pPr>
-      <w:r>
-        <w:t>PR aprobado por el otro integrante, integrado sin conflictos y enlazado a la historia.</w:t>
-      </w:r>
-    </w:p>
-    <w:p>
-      <w:pPr>
-        <w:pStyle w:val="Listaconnmeros"/>
-      </w:pPr>
-      <w:r>
-        <w:t>Sin secretos en el repositorio; variables documentadas sin valores sensibles.</w:t>
-      </w:r>
-    </w:p>
-    <w:p>
-      <w:pPr>
-        <w:pStyle w:val="Listaconnmeros"/>
-      </w:pPr>
-      <w:r>
-        <w:lastRenderedPageBreak/>
-        <w:t>README/documentación actualizados cuando cambien instrucciones, endpoints o configuración.</w:t>
-      </w:r>
-    </w:p>
-    <w:p>
-      <w:r>
-        <w:t xml:space="preserve">Umbral de cobertura: </w:t>
-      </w:r>
-      <w:r>
-        <w:rPr>
-          <w:rFonts w:ascii="Courier New" w:hAnsi="Courier New"/>
-          <w:sz w:val="20"/>
-        </w:rPr>
-        <w:t>[COMPLETAR: porcentaje y herramienta]</w:t>
-      </w:r>
-      <w:r>
-        <w:t>, pendiente de configurar y medir.</w:t>
-      </w:r>
-    </w:p>
-    <w:p>
-      <w:pPr>
-        <w:pStyle w:val="Ttulo3"/>
-        <w:ind w:firstLine="0"/>
-      </w:pPr>
-      <w:r>
-        <w:t>Revisión y aceptación</w:t>
-      </w:r>
-    </w:p>
-    <w:p>
-      <w:r>
-        <w:t xml:space="preserve">Revisión cruzada obligatoria; nadie aprueba su propio PR. Plazo: </w:t>
-      </w:r>
-      <w:r>
-        <w:rPr>
-          <w:rFonts w:ascii="Courier New" w:hAnsi="Courier New"/>
-          <w:sz w:val="20"/>
-        </w:rPr>
-        <w:t>[COMPLETAR: horas hábiles]</w:t>
-      </w:r>
-      <w:r>
-        <w:t>. Bloquean: errores de compilación, prueba fallida, criterio incumplido, secretos, migración destructiva sin plan, PR sin descripción o historia. No bloquean por sí solos estilo menor, redacción de comentarios u optimización futura sin impacto actual. Un comentario por hallazgo, marcado bloqueante/no bloqueante; resolver bloqueantes antes de aprobar.</w:t>
-      </w:r>
-    </w:p>
-    <w:p>
-      <w:r>
-        <w:t xml:space="preserve">Los roles rotan por sprint: fecha </w:t>
-      </w:r>
-      <w:r>
-        <w:rPr>
-          <w:rFonts w:ascii="Courier New" w:hAnsi="Courier New"/>
-          <w:sz w:val="20"/>
-        </w:rPr>
-        <w:t>[COMPLETAR]</w:t>
-      </w:r>
-      <w:r>
-        <w:t xml:space="preserve">. Ruben Viasus: Redactor y Abogado del diablo; Julian Salamanca: Guardián de lo verificable y </w:t>
-      </w:r>
-      <w:proofErr w:type="gramStart"/>
-      <w:r>
-        <w:t>Responsable</w:t>
-      </w:r>
-      <w:proofErr w:type="gramEnd"/>
-      <w:r>
-        <w:t xml:space="preserve"> del repositorio. Aceptación: Ruben Viasus — “conozco y acepto estos estándares”, fecha </w:t>
-      </w:r>
-      <w:r>
-        <w:rPr>
-          <w:rFonts w:ascii="Courier New" w:hAnsi="Courier New"/>
-          <w:sz w:val="20"/>
-        </w:rPr>
-        <w:t>[COMPLETAR]</w:t>
-      </w:r>
-      <w:r>
-        <w:t xml:space="preserve">; Julian Salamanca — “conozco y acepto estos estándares”, fecha </w:t>
-      </w:r>
-      <w:r>
-        <w:rPr>
-          <w:rFonts w:ascii="Courier New" w:hAnsi="Courier New"/>
-          <w:sz w:val="20"/>
-        </w:rPr>
-        <w:t>[COMPLETAR]</w:t>
-      </w:r>
-      <w:r>
-        <w:t>.</w:t>
-      </w:r>
-    </w:p>
-    <w:p>
-      <w:proofErr w:type="spellStart"/>
-      <w:r>
-        <w:t>Commit</w:t>
-      </w:r>
-      <w:proofErr w:type="spellEnd"/>
-      <w:r>
-        <w:t xml:space="preserve"> sugerido: </w:t>
-      </w:r>
-      <w:proofErr w:type="spellStart"/>
-      <w:r>
-        <w:rPr>
-          <w:rFonts w:ascii="Courier New" w:hAnsi="Courier New"/>
-          <w:sz w:val="20"/>
-        </w:rPr>
-        <w:t>docs</w:t>
-      </w:r>
-      <w:proofErr w:type="spellEnd"/>
-      <w:r>
-        <w:rPr>
-          <w:rFonts w:ascii="Courier New" w:hAnsi="Courier New"/>
-          <w:sz w:val="20"/>
-        </w:rPr>
-        <w:t>(</w:t>
-      </w:r>
-      <w:proofErr w:type="spellStart"/>
-      <w:r>
-        <w:rPr>
-          <w:rFonts w:ascii="Courier New" w:hAnsi="Courier New"/>
-          <w:sz w:val="20"/>
-        </w:rPr>
-        <w:t>estandares</w:t>
-      </w:r>
-      <w:proofErr w:type="spellEnd"/>
-      <w:r>
-        <w:rPr>
-          <w:rFonts w:ascii="Courier New" w:hAnsi="Courier New"/>
-          <w:sz w:val="20"/>
-        </w:rPr>
-        <w:t xml:space="preserve">): definir </w:t>
-      </w:r>
-      <w:proofErr w:type="spellStart"/>
-      <w:r>
-        <w:rPr>
-          <w:rFonts w:ascii="Courier New" w:hAnsi="Courier New"/>
-          <w:sz w:val="20"/>
-        </w:rPr>
-        <w:t>estandares</w:t>
-      </w:r>
-      <w:proofErr w:type="spellEnd"/>
+        <w:t>estándares</w:t>
+      </w:r>
       <w:r>
         <w:rPr>
           <w:rFonts w:ascii="Courier New" w:hAnsi="Courier New"/>

--- a/docs/GS_Estandares_ParkFlow360.docx
+++ b/docs/GS_Estandares_ParkFlow360.docx
@@ -121,24 +121,12 @@
     </w:p>
     <w:p>
       <w:r>
-        <w:rPr>
-          <w:b/>
-        </w:rPr>
-        <w:t>Equipo:</w:t>
-      </w:r>
-      <w:r>
-        <w:t xml:space="preserve"> Ruben Viasus (frontend) y Julian Salamanca (backend / líder técnico)</w:t>
+        <w:t>Equipo: Ruben Viasus (frontend) y Julian Salamanca (backend / líder técnico)</w:t>
       </w:r>
     </w:p>
     <w:p>
       <w:r>
-        <w:rPr>
-          <w:b/>
-        </w:rPr>
-        <w:t>Repositorio declarado:</w:t>
-      </w:r>
-      <w:r>
-        <w:t xml:space="preserve"> https://github.com/JulianSalamanca-code/ParkFlow360</w:t>
+        <w:t>Repositorio declarado: https://github.com/JulianSalamanca-code/ParkFlow360</w:t>
       </w:r>
     </w:p>
     <w:p>
@@ -156,6 +144,28 @@
       </w:pPr>
       <w:r>
         <w:t>1. Guía de estilo y nombres</w:t>
+        <w:br/>
+        <w:t>Java: Google Java Style Guide. Clases PascalCase; métodos y variables camelCase; constantes UPPER_SNAKE_CASE.</w:t>
+        <w:br/>
+        <w:t>TypeScript/Angular: Angular Style Guide. Componentes y archivos en kebab-case; clases PascalCase.</w:t>
+        <w:br/>
+        <w:t>SQL: tablas y columnas snake_case; PK id; FK [tabla]_id; migraciones Flyway V[n]__[descripcion].sql.</w:t>
+        <w:br/>
+        <w:t>Idioma: identificadores de código en inglés; documentación y textos de interfaz en español, salvo términos técnicos establecidos.</w:t>
+        <w:br/>
+        <w:t>Formato existente declarado: Prettier para frontend y Spotless (o Checkstyle) para backend no están confirmados en la configuración compartida. Antes de exigirlos, agregar configuración reproducible y documentar comandos: [COMPLETAR: configuración de Prettier y Spotless/Checkstyle]. Hasta entonces no se marcarán como controles ya existentes.</w:t>
+        <w:br/>
+        <w:t>Comandos de formato una vez configurados: frontend [COMPLETAR: comando npm]; backend [COMPLETAR: comando Maven].</w:t>
+        <w:br/>
+        <w:t>Reglas propias de ParkFlow360</w:t>
+        <w:br/>
+        <w:t>DTO Java termina en Request o Response (por ejemplo, VehiculoRequest).</w:t>
+        <w:br/>
+        <w:t>Servicios Angular usan archivo .service.ts y clases terminadas en Service.</w:t>
+        <w:br/>
+        <w:t>Las tablas PostgreSQL son plurales en snake_case cuando el dominio lo permita (vehiculos, espacios); una excepción debe justificarse en la migración.</w:t>
+        <w:br/>
+        <w:t>La estructura declarada es backend/modulos/[nombre]/ con Controller, Service, Repository, dto/ y entity/; en frontend, features/[nombre]/ con components/, services/, models/ y [nombre].routes.ts.</w:t>
       </w:r>
     </w:p>
     <w:p>
@@ -778,15 +788,21 @@
         <w:ind w:firstLine="0"/>
       </w:pPr>
       <w:r>
-        <w:t xml:space="preserve">2. Convención de </w:t>
-      </w:r>
-      <w:proofErr w:type="spellStart"/>
-      <w:r>
-        <w:t>commits</w:t>
-      </w:r>
-      <w:proofErr w:type="spellEnd"/>
-      <w:r>
-        <w:t xml:space="preserve"> y ramas</w:t>
+        <w:t>2. Convención de commits y ramas</w:t>
+        <w:br/>
+        <w:t>Formato: tipo(alcance): descripción, en minúsculas y en imperativo breve.</w:t>
+        <w:br/>
+        <w:t>Tipos permitidos: feat, fix, docs, style, refactor, test, chore.</w:t>
+        <w:br/>
+        <w:t>Alcances permitidos: backend, frontend, db, deploy, docs.</w:t>
+        <w:br/>
+        <w:t>Ramas: main, dev, feat/[nombre], fix/[nombre], docs/[nombre].</w:t>
+        <w:br/>
+        <w:t>Cada rama de trabajo abre un Pull Request hacia dev. Al cerrar el sprint, dev se integra hacia main mediante PR revisado.</w:t>
+        <w:br/>
+        <w:t>El commit y la descripción del PR referencian el identificador de la historia/tarea.</w:t>
+        <w:br/>
+        <w:t>El commit y la descripción del PR referencian el identificador de la historia/tarea.</w:t>
       </w:r>
     </w:p>
     <w:p>
@@ -1140,15 +1156,19 @@
         <w:ind w:firstLine="0"/>
       </w:pPr>
       <w:r>
-        <w:t xml:space="preserve">3. </w:t>
-      </w:r>
-      <w:proofErr w:type="spellStart"/>
-      <w:r>
-        <w:t>Definition</w:t>
-      </w:r>
-      <w:proofErr w:type="spellEnd"/>
-      <w:r>
-        <w:t xml:space="preserve"> of Ready (DoR)</w:t>
+        <w:t>3. Definition of Ready (DoR)</w:t>
+        <w:br/>
+        <w:t>Una historia está lista para iniciar cuando un tercero puede comprobar que:</w:t>
+        <w:br/>
+        <w:t>Tiene identificador único, descripción de usuario y criterios Given/When/Then en GitHub Projects.</w:t>
+        <w:br/>
+        <w:t>Tiene prioridad MoSCoW y estimación Fibonacci acordadas por ambos integrantes.</w:t>
+        <w:br/>
+        <w:t>Sus dependencias de API, datos y migraciones existen o están descritas en el contrato de la historia.</w:t>
+        <w:br/>
+        <w:t>Sus criterios de aceptación se pueden demostrar y la historia cabe en un sprint; si no, se divide.</w:t>
+        <w:br/>
+        <w:t>La historia identifica el módulo afectado y sus dependencias frontend/backend/base de datos.</w:t>
       </w:r>
     </w:p>
     <w:p>
@@ -1211,15 +1231,27 @@
         <w:ind w:firstLine="0"/>
       </w:pPr>
       <w:r>
-        <w:t xml:space="preserve">4. </w:t>
-      </w:r>
-      <w:proofErr w:type="spellStart"/>
-      <w:r>
-        <w:t>Definition</w:t>
-      </w:r>
-      <w:proofErr w:type="spellEnd"/>
-      <w:r>
-        <w:t xml:space="preserve"> of Done (DoD)</w:t>
+        <w:t>4. Definition of Done (DoD)</w:t>
+        <w:br/>
+        <w:t>Una historia solo se marca terminada si:</w:t>
+        <w:br/>
+        <w:t>Angular compila con ng build y Spring Boot compila con mvn -f backend/pom.xml clean package (registrar comando y resultado en el PR).</w:t>
+        <w:br/>
+        <w:t>Se agregaron o actualizaron pruebas JUnit y/o Jasmine/Karma aplicables a la lógica nueva; si no existen herramientas configuradas, la brecha se registra como bloqueante para formalizar la DoD de pruebas: [COMPLETAR: configuración de pruebas].</w:t>
+        <w:br/>
+        <w:t>Las pruebas pertinentes se ejecutaron y el PR enlaza el resultado; no hay fallos conocidos sin clasificar.</w:t>
+        <w:br/>
+        <w:t>Cada criterio de aceptación tiene evidencia reproducible en el PR o en su checklist.</w:t>
+        <w:br/>
+        <w:t>Los cambios de esquema PostgreSQL incluyen migración Flyway y se verifican en una base de prueba; no se modifica una migración ya aplicada sin plan explícito.</w:t>
+        <w:br/>
+        <w:t>El PR fue aprobado por el otro integrante, está integrado sin conflictos y enlaza la historia.</w:t>
+        <w:br/>
+        <w:t>No se agregaron credenciales, tokens ni secretos al repositorio; las variables necesarias se documentan por nombre y sin valores secretos.</w:t>
+        <w:br/>
+        <w:t>Documentación o README se actualizó cuando cambió una instrucción de ejecución, endpoint o configuración.</w:t>
+        <w:br/>
+        <w:t>Cobertura de código: no hay umbral acordado ni reporte disponible. Definir umbral después de incorporar cobertura: [COMPLETAR: porcentaje y herramienta]. No declarar cobertura medida hasta contar con reporte.</w:t>
       </w:r>
     </w:p>
     <w:p>
@@ -1417,6 +1449,16 @@
       </w:pPr>
       <w:r>
         <w:t>5. Política de revisión</w:t>
+        <w:br/>
+        <w:t>Revisor: el otro integrante; nadie aprueba su propio PR.</w:t>
+        <w:br/>
+        <w:t>Plazo objetivo: [COMPLETAR: horas hábiles acordadas].</w:t>
+        <w:br/>
+        <w:t>Bloquean aprobación: no compila; falla una prueba ejecutada; incumple un criterio de aceptación; contiene credenciales o secretos; introduce migración Flyway destructiva sin respaldo/plan aprobado; PR sin descripción o sin historia vinculada; cambios de API/esquema sin documentación necesaria.</w:t>
+        <w:br/>
+        <w:t>No bloquean por sí solos: estilo menor dentro de la guía, redacción no funcional de comentarios y optimizaciones futuras que no afectan criterios, seguridad ni rendimiento aceptado.</w:t>
+        <w:br/>
+        <w:t>Comentarios: un hallazgo por comentario, marcado bloqueante o no bloqueante, con ubicación y cambio esperado. Resolver todos los bloqueantes antes de aprobar.</w:t>
       </w:r>
     </w:p>
     <w:p>
@@ -1516,6 +1558,80 @@
       </w:pPr>
       <w:r>
         <w:t>6. Aceptación y rotación</w:t>
+        <w:br/>
+        <w:t>Los roles se rotan por sprint.</w:t>
+        <w:br/>
+        <w:t>Aceptación</w:t>
+        <w:br/>
+        <w:t>Ruben Viasus: "conozco y acepto estos estándares". Fecha: [COMPLETAR: fecha].</w:t>
+        <w:br/>
+        <w:t>Julian Salamanca: "conozco y acepto estos estándares". Fecha: [COMPLETAR: fecha].</w:t>
+        <w:br/>
+        <w:t>Commit sugerido: docs(estandares): definir estandares del equipo</w:t>
+        <w:br/>
+        <w:t>Versión para pegar en Word</w:t>
+        <w:br/>
+        <w:t>Este bloque reproduce el contenido de este borrador. Puede copiarse a Word y aplicarse formato de títulos y tablas.</w:t>
+        <w:br/>
+        <w:t>ESTANDARES.md — ParkFlow360</w:t>
+        <w:br/>
+        <w:t>Curso: Gerencia de Software — Universidad Santo Tomás. Equipo: Ruben Viasus (frontend) y Julian Salamanca (backend / líder técnico). Repositorio declarado: https://github.com/JulianSalamanca-code/ParkFlow360.</w:t>
+        <w:br/>
+        <w:t>Nota de verificación: borrador pendiente de verificar contra el repositorio. No se reportan pruebas automatizadas ni CI como existentes.</w:t>
+        <w:br/>
+        <w:t>Guía de estilo y nombres</w:t>
+        <w:br/>
+        <w:t>Java: Google Java Style Guide; clases PascalCase, métodos/variables camelCase y constantes UPPER_SNAKE_CASE. TypeScript/Angular: Angular Style Guide; archivos y componentes kebab-case y clases PascalCase. SQL: snake_case, PK id, FK [tabla]_id y migraciones V[n]__[descripcion].sql. Identificadores de código en inglés; documentación y textos de interfaz en español.</w:t>
+        <w:br/>
+        <w:t>Prettier para frontend y Spotless o Checkstyle para backend están pendientes de verificación/configuración: [COMPLETAR: configuraci</w:t>
+        <w:br/>
+        <w:t>Comandos: frontend [COMPLETAR: comando npm]; backend [COMPLETAR: comando Maven].</w:t>
+        <w:br/>
+        <w:t>Reglas ParkFlow360: (1) DTO termina en Request o Response; (2) servicio Angular usa .service.ts y clase ...Service; (3) tablas PostgreSQL plurales en snake_case, salvo excepción justificada en migración. Estructura declarada: backend modulos/[nombre]/ con Controller, Service, Repository, dto y entity; frontend features/[nombre]/ con components, services, models y rutas.</w:t>
+        <w:br/>
+        <w:t>Commits y ramas</w:t>
+        <w:br/>
+        <w:t>Formato tipo(alcance): descripción; tipos feat, fix, docs, style, refactor, test, chore; alcances backend, frontend, db, deploy, docs. Ramas: main, dev, feat/[nombre], fix/[nombre], docs/[nombre]. Un PR por rama hacia dev; al cerrar el sprint, PR de dev hacia main. Commit y PR referencian la historia/tarea.</w:t>
+        <w:br/>
+        <w:t>Definition of Ready</w:t>
+        <w:br/>
+        <w:t>Historia con ID, descripción y criterios Given/When/Then en GitHub Projects.</w:t>
+        <w:br/>
+        <w:t>Prioridad MoSCoW y estimación Fibonacci acordadas.</w:t>
+        <w:br/>
+        <w:t>Dependencias de API, datos y migraciones existentes o descritas.</w:t>
+        <w:br/>
+        <w:t>Criterios demostrables y trabajo realizable en un sprint; si no, dividir.</w:t>
+        <w:br/>
+        <w:t>Módulos y dependencias frontend/backend/BD identificados.</w:t>
+        <w:br/>
+        <w:t>Definition of Done</w:t>
+        <w:br/>
+        <w:t>ng build y mvn -f backend/pom.xml clean package sin error y resultado enlazado al PR.</w:t>
+        <w:br/>
+        <w:t>Pruebas JUnit/Jasmine/Karma pertinentes agregadas o actualizadas; configuración pendiente: [COMPLETAR].</w:t>
+        <w:br/>
+        <w:t>Pruebas pertinentes ejecutadas y resultado enlazado; fallos conocidos clasificados.</w:t>
+        <w:br/>
+        <w:t>Evidencia para cada criterio de aceptaci</w:t>
+        <w:br/>
+        <w:t>Cambio de esquema acompañado por migración Flyway verificada en base de prueba; no alterar migraciones aplicadas sin plan.</w:t>
+        <w:br/>
+        <w:t>PR aprobado por el otro integrante, integrado sin conflictos y enlazado a la historia.</w:t>
+        <w:br/>
+        <w:t>Sin secretos en el repositorio; variables documentadas sin valores sensibles.</w:t>
+        <w:br/>
+        <w:t>README/documentación actualizados cuando cambien instrucciones, endpoints o configuración.</w:t>
+        <w:br/>
+        <w:t>Umbral de cobertura: [COMPLETAR: porcentaje y herramienta], pendiente de configurar y medir.</w:t>
+        <w:br/>
+        <w:t>Revisión y aceptaci</w:t>
+        <w:br/>
+        <w:t>Revisión cruzada obligatoria; nadie aprueba su propio PR. Plazo: [COMPLETAR: horas hábiles]. Bloquean: errores de compilación, prueba fallida, criterio incumplido, secretos, migración destructiva sin plan, PR sin descripción o historia. No bloquean por sí solos estilo menor, redacción de comentarios u optimización futura sin impacto actual. Un comentario por hallazgo, marcado bloqueante/no bloqueante; resolver bloqueantes antes de aprobar.</w:t>
+        <w:br/>
+        <w:t>Los roles rotan por sprint: fecha [COMPLETAR]. Ruben Viasus: Redactor y Abogado del diablo; Julian Salamanca: Guardián de lo verificable y Responsable del repositorio. Aceptación: Ruben Viasus — "conozco y acepto estos estándares", fecha [COMPLETAR]; Julian Salamanca — "conozco y acepto estos estándares", fecha [COMPLETAR].</w:t>
+        <w:br/>
+        <w:t>Commit sugerido: docs(estandares): definir estandares del equipo.</w:t>
       </w:r>
     </w:p>
     <w:p>
@@ -1842,7 +1958,7 @@
     </w:p>
     <w:p>
       <w:r>
-        <w:t>Curso: Gerencia de Software — Universidad Santo Tomás. Equipo: Ruben Viasus (frontend) y Julian Salamanca (backend / líder técnico). Repositorio declarado: https://github.com/JulianSalamanca-code/ParkFlow360.</w:t>
+        <w:t>Equipo: Ruben Viasus (frontend) y Julian Salamanca (backend / líder técnico)</w:t>
       </w:r>
     </w:p>
     <w:p>
